--- a/Knowledge/3-Work knowledge/1-Software Engineering/2-General Technologies/9-Databases/5-My Source/1-Intro to Databases/1-Data Models/1-Components of a Data Model/3-Types of Constraints/5-CHECK Constraint.docx
+++ b/Knowledge/3-Work knowledge/1-Software Engineering/2-General Technologies/9-Databases/5-My Source/1-Intro to Databases/1-Data Models/1-Components of a Data Model/3-Types of Constraints/5-CHECK Constraint.docx
@@ -27,7 +27,7 @@
     <w:p>
       <w:r>
         <w:rPr>
-          <w:rFonts w:ascii="Arial" w:hAnsi="Arial" w:cs="Arial"/>
+          <w:rFonts w:ascii="Arial" w:hAnsi="Arial" w:cs="Arial" w:eastAsia="Arial"/>
           <w:b/>
           <w:color w:val="000000"/>
           <w:sz w:val="18"/>
@@ -37,7 +37,7 @@
       </w:r>
       <w:r>
         <w:rPr>
-          <w:rFonts w:ascii="Arial" w:hAnsi="Arial" w:cs="Arial"/>
+          <w:rFonts w:ascii="Arial" w:hAnsi="Arial" w:cs="Arial" w:eastAsia="Arial"/>
           <w:color w:val="000000"/>
           <w:sz w:val="18"/>
           <w:highlight w:val="lightGray"/>
@@ -46,7 +46,7 @@
       </w:r>
       <w:r>
         <w:rPr>
-          <w:rFonts w:ascii="Arial" w:hAnsi="Arial" w:cs="Arial"/>
+          <w:rFonts w:ascii="Arial" w:hAnsi="Arial" w:cs="Arial" w:eastAsia="Arial"/>
           <w:b/>
           <w:color w:val="000000"/>
           <w:sz w:val="18"/>
@@ -56,7 +56,7 @@
       </w:r>
       <w:r>
         <w:rPr>
-          <w:rFonts w:ascii="Arial" w:hAnsi="Arial" w:cs="Arial"/>
+          <w:rFonts w:ascii="Arial" w:hAnsi="Arial" w:cs="Arial" w:eastAsia="Arial"/>
           <w:color w:val="000000"/>
           <w:sz w:val="18"/>
           <w:highlight w:val="lightGray"/>
@@ -65,7 +65,7 @@
       </w:r>
       <w:r>
         <w:rPr>
-          <w:rFonts w:ascii="Arial" w:hAnsi="Arial" w:cs="Arial"/>
+          <w:rFonts w:ascii="Arial" w:hAnsi="Arial" w:cs="Arial" w:eastAsia="Arial"/>
           <w:b/>
           <w:color w:val="000000"/>
           <w:sz w:val="18"/>
@@ -75,7 +75,7 @@
       </w:r>
       <w:r>
         <w:rPr>
-          <w:rFonts w:ascii="Arial" w:hAnsi="Arial" w:cs="Arial"/>
+          <w:rFonts w:ascii="Arial" w:hAnsi="Arial" w:cs="Arial" w:eastAsia="Arial"/>
           <w:color w:val="000000"/>
           <w:sz w:val="18"/>
           <w:highlight w:val="lightGray"/>
@@ -91,13 +91,13 @@
       </w:pPr>
       <w:r>
         <w:rPr>
-          <w:rFonts w:ascii="Roboto Mono" w:hAnsi="Roboto Mono"/>
+          <w:rFonts w:ascii="Roboto Mono" w:hAnsi="Roboto Mono" w:eastAsia="Roboto Mono"/>
         </w:rPr>
         <w:t xml:space="preserve">A </w:t>
       </w:r>
       <w:r>
         <w:rPr>
-          <w:rFonts w:ascii="Roboto Mono" w:hAnsi="Roboto Mono"/>
+          <w:rFonts w:ascii="Roboto Mono" w:hAnsi="Roboto Mono" w:eastAsia="Roboto Mono"/>
           <w:b/>
           <w:bCs/>
         </w:rPr>
@@ -105,7 +105,7 @@
       </w:r>
       <w:r>
         <w:rPr>
-          <w:rFonts w:ascii="Roboto Mono" w:hAnsi="Roboto Mono"/>
+          <w:rFonts w:ascii="Roboto Mono" w:hAnsi="Roboto Mono" w:eastAsia="Roboto Mono"/>
         </w:rPr>
         <w:t xml:space="preserve"> is a rule that ensures values stored in a column satisfy a specified condition.</w:t>
       </w:r>
@@ -118,13 +118,13 @@
       </w:pPr>
       <w:r>
         <w:rPr>
-          <w:rFonts w:ascii="Roboto Mono" w:hAnsi="Roboto Mono"/>
+          <w:rFonts w:ascii="Roboto Mono" w:hAnsi="Roboto Mono" w:eastAsia="Roboto Mono"/>
         </w:rPr>
         <w:t xml:space="preserve">If the condition evaluates to </w:t>
       </w:r>
       <w:r>
         <w:rPr>
-          <w:rFonts w:ascii="Roboto Mono" w:hAnsi="Roboto Mono"/>
+          <w:rFonts w:ascii="Roboto Mono" w:hAnsi="Roboto Mono" w:eastAsia="Roboto Mono"/>
           <w:b/>
           <w:bCs/>
         </w:rPr>
@@ -132,7 +132,7 @@
       </w:r>
       <w:r>
         <w:rPr>
-          <w:rFonts w:ascii="Roboto Mono" w:hAnsi="Roboto Mono"/>
+          <w:rFonts w:ascii="Roboto Mono" w:hAnsi="Roboto Mono" w:eastAsia="Roboto Mono"/>
         </w:rPr>
         <w:t>, the data is accepted.</w:t>
       </w:r>
@@ -145,13 +145,13 @@
       </w:pPr>
       <w:r>
         <w:rPr>
-          <w:rFonts w:ascii="Roboto Mono" w:hAnsi="Roboto Mono"/>
+          <w:rFonts w:ascii="Roboto Mono" w:hAnsi="Roboto Mono" w:eastAsia="Roboto Mono"/>
         </w:rPr>
         <w:t xml:space="preserve">If the condition evaluates to </w:t>
       </w:r>
       <w:r>
         <w:rPr>
-          <w:rFonts w:ascii="Roboto Mono" w:hAnsi="Roboto Mono"/>
+          <w:rFonts w:ascii="Roboto Mono" w:hAnsi="Roboto Mono" w:eastAsia="Roboto Mono"/>
           <w:b/>
           <w:bCs/>
         </w:rPr>
@@ -159,7 +159,7 @@
       </w:r>
       <w:r>
         <w:rPr>
-          <w:rFonts w:ascii="Roboto Mono" w:hAnsi="Roboto Mono"/>
+          <w:rFonts w:ascii="Roboto Mono" w:hAnsi="Roboto Mono" w:eastAsia="Roboto Mono"/>
         </w:rPr>
         <w:t>, the database rejects the data.</w:t>
       </w:r>
@@ -172,7 +172,7 @@
       </w:pPr>
       <w:r>
         <w:rPr>
-          <w:rFonts w:ascii="Roboto Mono" w:hAnsi="Roboto Mono"/>
+          <w:rFonts w:ascii="Roboto Mono" w:hAnsi="Roboto Mono" w:eastAsia="Roboto Mono"/>
         </w:rPr>
         <w:pict w14:anchorId="5D66F347">
           <v:rect id="_x0000_i1025" style="width:0;height:1.5pt" o:hralign="center" o:hrstd="t" o:hr="t" fillcolor="#a0a0a0" stroked="f"/>
@@ -196,7 +196,7 @@
     <w:p>
       <w:r>
         <w:rPr>
-          <w:rFonts w:ascii="Arial" w:hAnsi="Arial" w:cs="Arial"/>
+          <w:rFonts w:ascii="Arial" w:hAnsi="Arial" w:cs="Arial" w:eastAsia="Arial"/>
           <w:b/>
           <w:color w:val="000000"/>
           <w:sz w:val="18"/>
@@ -206,7 +206,7 @@
       </w:r>
       <w:r>
         <w:rPr>
-          <w:rFonts w:ascii="Arial" w:hAnsi="Arial" w:cs="Arial"/>
+          <w:rFonts w:ascii="Arial" w:hAnsi="Arial" w:cs="Arial" w:eastAsia="Arial"/>
           <w:color w:val="000000"/>
           <w:sz w:val="18"/>
           <w:highlight w:val="lightGray"/>
@@ -215,7 +215,7 @@
       </w:r>
       <w:r>
         <w:rPr>
-          <w:rFonts w:ascii="Arial" w:hAnsi="Arial" w:cs="Arial"/>
+          <w:rFonts w:ascii="Arial" w:hAnsi="Arial" w:cs="Arial" w:eastAsia="Arial"/>
           <w:b/>
           <w:color w:val="000000"/>
           <w:sz w:val="18"/>
@@ -225,7 +225,7 @@
       </w:r>
       <w:r>
         <w:rPr>
-          <w:rFonts w:ascii="Arial" w:hAnsi="Arial" w:cs="Arial"/>
+          <w:rFonts w:ascii="Arial" w:hAnsi="Arial" w:cs="Arial" w:eastAsia="Arial"/>
           <w:color w:val="000000"/>
           <w:sz w:val="18"/>
           <w:highlight w:val="lightGray"/>
@@ -234,7 +234,7 @@
       </w:r>
       <w:r>
         <w:rPr>
-          <w:rFonts w:ascii="Arial" w:hAnsi="Arial" w:cs="Arial"/>
+          <w:rFonts w:ascii="Arial" w:hAnsi="Arial" w:cs="Arial" w:eastAsia="Arial"/>
           <w:b/>
           <w:color w:val="000000"/>
           <w:sz w:val="18"/>
@@ -244,7 +244,7 @@
       </w:r>
       <w:r>
         <w:rPr>
-          <w:rFonts w:ascii="Arial" w:hAnsi="Arial" w:cs="Arial"/>
+          <w:rFonts w:ascii="Arial" w:hAnsi="Arial" w:cs="Arial" w:eastAsia="Arial"/>
           <w:color w:val="000000"/>
           <w:sz w:val="18"/>
           <w:highlight w:val="lightGray"/>
@@ -260,7 +260,7 @@
       </w:pPr>
       <w:r>
         <w:rPr>
-          <w:rFonts w:ascii="Roboto Mono" w:hAnsi="Roboto Mono"/>
+          <w:rFonts w:ascii="Roboto Mono" w:hAnsi="Roboto Mono" w:eastAsia="Roboto Mono"/>
         </w:rPr>
         <w:t>The CHECK constraint is used to:</w:t>
       </w:r>
@@ -277,7 +277,7 @@
       </w:pPr>
       <w:r>
         <w:rPr>
-          <w:rFonts w:ascii="Roboto Mono" w:hAnsi="Roboto Mono"/>
+          <w:rFonts w:ascii="Roboto Mono" w:hAnsi="Roboto Mono" w:eastAsia="Roboto Mono"/>
         </w:rPr>
         <w:t xml:space="preserve">Validate data before storage </w:t>
       </w:r>
@@ -294,7 +294,7 @@
       </w:pPr>
       <w:r>
         <w:rPr>
-          <w:rFonts w:ascii="Roboto Mono" w:hAnsi="Roboto Mono"/>
+          <w:rFonts w:ascii="Roboto Mono" w:hAnsi="Roboto Mono" w:eastAsia="Roboto Mono"/>
         </w:rPr>
         <w:t xml:space="preserve">Enforce business rules </w:t>
       </w:r>
@@ -311,7 +311,7 @@
       </w:pPr>
       <w:r>
         <w:rPr>
-          <w:rFonts w:ascii="Roboto Mono" w:hAnsi="Roboto Mono"/>
+          <w:rFonts w:ascii="Roboto Mono" w:hAnsi="Roboto Mono" w:eastAsia="Roboto Mono"/>
         </w:rPr>
         <w:t xml:space="preserve">Prevent invalid values </w:t>
       </w:r>
@@ -328,7 +328,7 @@
       </w:pPr>
       <w:r>
         <w:rPr>
-          <w:rFonts w:ascii="Roboto Mono" w:hAnsi="Roboto Mono"/>
+          <w:rFonts w:ascii="Roboto Mono" w:hAnsi="Roboto Mono" w:eastAsia="Roboto Mono"/>
         </w:rPr>
         <w:t xml:space="preserve">Improve data integrity </w:t>
       </w:r>
@@ -341,7 +341,7 @@
       </w:pPr>
       <w:r>
         <w:rPr>
-          <w:rFonts w:ascii="Roboto Mono" w:hAnsi="Roboto Mono"/>
+          <w:rFonts w:ascii="Roboto Mono" w:hAnsi="Roboto Mono" w:eastAsia="Roboto Mono"/>
         </w:rPr>
         <w:pict w14:anchorId="518FC801">
           <v:rect id="_x0000_i1026" style="width:0;height:1.5pt" o:hralign="center" o:hrstd="t" o:hr="t" fillcolor="#a0a0a0" stroked="f"/>
@@ -365,7 +365,7 @@
     <w:p>
       <w:r>
         <w:rPr>
-          <w:rFonts w:ascii="Arial" w:hAnsi="Arial" w:cs="Arial"/>
+          <w:rFonts w:ascii="Arial" w:hAnsi="Arial" w:cs="Arial" w:eastAsia="Arial"/>
           <w:b/>
           <w:color w:val="000000"/>
           <w:sz w:val="18"/>
@@ -375,7 +375,7 @@
       </w:r>
       <w:r>
         <w:rPr>
-          <w:rFonts w:ascii="Arial" w:hAnsi="Arial" w:cs="Arial"/>
+          <w:rFonts w:ascii="Arial" w:hAnsi="Arial" w:cs="Arial" w:eastAsia="Arial"/>
           <w:color w:val="000000"/>
           <w:sz w:val="18"/>
           <w:highlight w:val="lightGray"/>
@@ -384,7 +384,7 @@
       </w:r>
       <w:r>
         <w:rPr>
-          <w:rFonts w:ascii="Arial" w:hAnsi="Arial" w:cs="Arial"/>
+          <w:rFonts w:ascii="Arial" w:hAnsi="Arial" w:cs="Arial" w:eastAsia="Arial"/>
           <w:b/>
           <w:color w:val="000000"/>
           <w:sz w:val="18"/>
@@ -394,7 +394,7 @@
       </w:r>
       <w:r>
         <w:rPr>
-          <w:rFonts w:ascii="Arial" w:hAnsi="Arial" w:cs="Arial"/>
+          <w:rFonts w:ascii="Arial" w:hAnsi="Arial" w:cs="Arial" w:eastAsia="Arial"/>
           <w:color w:val="000000"/>
           <w:sz w:val="18"/>
           <w:highlight w:val="lightGray"/>
@@ -403,7 +403,7 @@
       </w:r>
       <w:r>
         <w:rPr>
-          <w:rFonts w:ascii="Arial" w:hAnsi="Arial" w:cs="Arial"/>
+          <w:rFonts w:ascii="Arial" w:hAnsi="Arial" w:cs="Arial" w:eastAsia="Arial"/>
           <w:b/>
           <w:color w:val="000000"/>
           <w:sz w:val="18"/>
@@ -413,7 +413,7 @@
       </w:r>
       <w:r>
         <w:rPr>
-          <w:rFonts w:ascii="Arial" w:hAnsi="Arial" w:cs="Arial"/>
+          <w:rFonts w:ascii="Arial" w:hAnsi="Arial" w:cs="Arial" w:eastAsia="Arial"/>
           <w:color w:val="000000"/>
           <w:sz w:val="18"/>
           <w:highlight w:val="lightGray"/>
@@ -429,7 +429,7 @@
       </w:pPr>
       <w:r>
         <w:rPr>
-          <w:rFonts w:ascii="Roboto Mono" w:hAnsi="Roboto Mono"/>
+          <w:rFonts w:ascii="Roboto Mono" w:hAnsi="Roboto Mono" w:eastAsia="Roboto Mono"/>
         </w:rPr>
         <w:t>Suppose a company only hires adults.</w:t>
       </w:r>
@@ -442,7 +442,7 @@
       </w:pPr>
       <w:r>
         <w:rPr>
-          <w:rFonts w:ascii="Roboto Mono" w:hAnsi="Roboto Mono"/>
+          <w:rFonts w:ascii="Roboto Mono" w:hAnsi="Roboto Mono" w:eastAsia="Roboto Mono"/>
         </w:rPr>
         <w:t>Rule:</w:t>
       </w:r>
@@ -515,7 +515,7 @@
       </w:pPr>
       <w:r>
         <w:rPr>
-          <w:rFonts w:ascii="Roboto Mono" w:hAnsi="Roboto Mono"/>
+          <w:rFonts w:ascii="Roboto Mono" w:hAnsi="Roboto Mono" w:eastAsia="Roboto Mono"/>
         </w:rPr>
         <w:t>Age must be 18 or greater.</w:t>
       </w:r>
@@ -528,7 +528,7 @@
       </w:pPr>
       <w:r>
         <w:rPr>
-          <w:rFonts w:ascii="Roboto Mono" w:hAnsi="Roboto Mono"/>
+          <w:rFonts w:ascii="Roboto Mono" w:hAnsi="Roboto Mono" w:eastAsia="Roboto Mono"/>
         </w:rPr>
         <w:t>Valid:</w:t>
       </w:r>
@@ -722,7 +722,7 @@
       </w:pPr>
       <w:r>
         <w:rPr>
-          <w:rFonts w:ascii="Roboto Mono" w:hAnsi="Roboto Mono"/>
+          <w:rFonts w:ascii="Roboto Mono" w:hAnsi="Roboto Mono" w:eastAsia="Roboto Mono"/>
         </w:rPr>
         <w:pict w14:anchorId="13F8A6B5">
           <v:rect id="_x0000_i1027" style="width:0;height:1.5pt" o:hralign="center" o:hrstd="t" o:hr="t" fillcolor="#a0a0a0" stroked="f"/>
@@ -737,7 +737,7 @@
       </w:pPr>
       <w:r>
         <w:rPr>
-          <w:rFonts w:ascii="Roboto Mono" w:hAnsi="Roboto Mono"/>
+          <w:rFonts w:ascii="Roboto Mono" w:hAnsi="Roboto Mono" w:eastAsia="Roboto Mono"/>
         </w:rPr>
         <w:t>Invalid:</w:t>
       </w:r>
@@ -906,7 +906,7 @@
       </w:pPr>
       <w:r>
         <w:rPr>
-          <w:rFonts w:ascii="Roboto Mono" w:hAnsi="Roboto Mono"/>
+          <w:rFonts w:ascii="Roboto Mono" w:hAnsi="Roboto Mono" w:eastAsia="Roboto Mono"/>
         </w:rPr>
         <w:t>These values violate the rule.</w:t>
       </w:r>
@@ -919,7 +919,7 @@
       </w:pPr>
       <w:r>
         <w:rPr>
-          <w:rFonts w:ascii="Roboto Mono" w:hAnsi="Roboto Mono"/>
+          <w:rFonts w:ascii="Roboto Mono" w:hAnsi="Roboto Mono" w:eastAsia="Roboto Mono"/>
         </w:rPr>
         <w:pict w14:anchorId="45202726">
           <v:rect id="_x0000_i1028" style="width:0;height:1.5pt" o:hralign="center" o:hrstd="t" o:hr="t" fillcolor="#a0a0a0" stroked="f"/>
@@ -943,7 +943,7 @@
     <w:p>
       <w:r>
         <w:rPr>
-          <w:rFonts w:ascii="Arial" w:hAnsi="Arial" w:cs="Arial"/>
+          <w:rFonts w:ascii="Arial" w:hAnsi="Arial" w:cs="Arial" w:eastAsia="Arial"/>
           <w:b/>
           <w:color w:val="000000"/>
           <w:sz w:val="18"/>
@@ -953,7 +953,7 @@
       </w:r>
       <w:r>
         <w:rPr>
-          <w:rFonts w:ascii="Arial" w:hAnsi="Arial" w:cs="Arial"/>
+          <w:rFonts w:ascii="Arial" w:hAnsi="Arial" w:cs="Arial" w:eastAsia="Arial"/>
           <w:color w:val="000000"/>
           <w:sz w:val="18"/>
           <w:highlight w:val="lightGray"/>
@@ -962,7 +962,7 @@
       </w:r>
       <w:r>
         <w:rPr>
-          <w:rFonts w:ascii="Arial" w:hAnsi="Arial" w:cs="Arial"/>
+          <w:rFonts w:ascii="Arial" w:hAnsi="Arial" w:cs="Arial" w:eastAsia="Arial"/>
           <w:b/>
           <w:color w:val="000000"/>
           <w:sz w:val="18"/>
@@ -972,7 +972,7 @@
       </w:r>
       <w:r>
         <w:rPr>
-          <w:rFonts w:ascii="Arial" w:hAnsi="Arial" w:cs="Arial"/>
+          <w:rFonts w:ascii="Arial" w:hAnsi="Arial" w:cs="Arial" w:eastAsia="Arial"/>
           <w:color w:val="000000"/>
           <w:sz w:val="18"/>
           <w:highlight w:val="lightGray"/>
@@ -981,7 +981,7 @@
       </w:r>
       <w:r>
         <w:rPr>
-          <w:rFonts w:ascii="Arial" w:hAnsi="Arial" w:cs="Arial"/>
+          <w:rFonts w:ascii="Arial" w:hAnsi="Arial" w:cs="Arial" w:eastAsia="Arial"/>
           <w:b/>
           <w:color w:val="000000"/>
           <w:sz w:val="18"/>
@@ -991,7 +991,7 @@
       </w:r>
       <w:r>
         <w:rPr>
-          <w:rFonts w:ascii="Arial" w:hAnsi="Arial" w:cs="Arial"/>
+          <w:rFonts w:ascii="Arial" w:hAnsi="Arial" w:cs="Arial" w:eastAsia="Arial"/>
           <w:color w:val="000000"/>
           <w:sz w:val="18"/>
           <w:highlight w:val="lightGray"/>
@@ -1009,7 +1009,7 @@
       </w:pPr>
       <w:r>
         <w:rPr>
-          <w:rFonts w:ascii="Roboto Mono" w:hAnsi="Roboto Mono"/>
+          <w:rFonts w:ascii="Roboto Mono" w:hAnsi="Roboto Mono" w:eastAsia="Roboto Mono"/>
           <w:b/>
           <w:bCs/>
         </w:rPr>
@@ -1086,7 +1086,7 @@
       </w:pPr>
       <w:r>
         <w:rPr>
-          <w:rFonts w:ascii="Roboto Mono" w:hAnsi="Roboto Mono"/>
+          <w:rFonts w:ascii="Roboto Mono" w:hAnsi="Roboto Mono" w:eastAsia="Roboto Mono"/>
         </w:rPr>
         <w:t>Age &gt;= 18</w:t>
       </w:r>
@@ -1099,7 +1099,7 @@
       </w:pPr>
       <w:r>
         <w:rPr>
-          <w:rFonts w:ascii="Roboto Mono" w:hAnsi="Roboto Mono"/>
+          <w:rFonts w:ascii="Roboto Mono" w:hAnsi="Roboto Mono" w:eastAsia="Roboto Mono"/>
         </w:rPr>
         <w:pict w14:anchorId="7D8ABBE3">
           <v:rect id="_x0000_i1029" style="width:0;height:1.5pt" o:hralign="center" o:hrstd="t" o:hr="t" fillcolor="#a0a0a0" stroked="f"/>
@@ -1116,7 +1116,7 @@
       </w:pPr>
       <w:r>
         <w:rPr>
-          <w:rFonts w:ascii="Roboto Mono" w:hAnsi="Roboto Mono"/>
+          <w:rFonts w:ascii="Roboto Mono" w:hAnsi="Roboto Mono" w:eastAsia="Roboto Mono"/>
           <w:b/>
           <w:bCs/>
         </w:rPr>
@@ -1193,7 +1193,7 @@
       </w:pPr>
       <w:r>
         <w:rPr>
-          <w:rFonts w:ascii="Roboto Mono" w:hAnsi="Roboto Mono"/>
+          <w:rFonts w:ascii="Roboto Mono" w:hAnsi="Roboto Mono" w:eastAsia="Roboto Mono"/>
         </w:rPr>
         <w:t>Score BETWEEN 0 AND 100</w:t>
       </w:r>
@@ -1206,7 +1206,7 @@
       </w:pPr>
       <w:r>
         <w:rPr>
-          <w:rFonts w:ascii="Roboto Mono" w:hAnsi="Roboto Mono"/>
+          <w:rFonts w:ascii="Roboto Mono" w:hAnsi="Roboto Mono" w:eastAsia="Roboto Mono"/>
         </w:rPr>
         <w:pict w14:anchorId="4E56E08F">
           <v:rect id="_x0000_i1030" style="width:0;height:1.5pt" o:hralign="center" o:hrstd="t" o:hr="t" fillcolor="#a0a0a0" stroked="f"/>
@@ -1223,7 +1223,7 @@
       </w:pPr>
       <w:r>
         <w:rPr>
-          <w:rFonts w:ascii="Roboto Mono" w:hAnsi="Roboto Mono"/>
+          <w:rFonts w:ascii="Roboto Mono" w:hAnsi="Roboto Mono" w:eastAsia="Roboto Mono"/>
           <w:b/>
           <w:bCs/>
         </w:rPr>
@@ -1300,7 +1300,7 @@
       </w:pPr>
       <w:r>
         <w:rPr>
-          <w:rFonts w:ascii="Roboto Mono" w:hAnsi="Roboto Mono"/>
+          <w:rFonts w:ascii="Roboto Mono" w:hAnsi="Roboto Mono" w:eastAsia="Roboto Mono"/>
         </w:rPr>
         <w:t>Price &gt; 0</w:t>
       </w:r>
@@ -1313,7 +1313,7 @@
       </w:pPr>
       <w:r>
         <w:rPr>
-          <w:rFonts w:ascii="Roboto Mono" w:hAnsi="Roboto Mono"/>
+          <w:rFonts w:ascii="Roboto Mono" w:hAnsi="Roboto Mono" w:eastAsia="Roboto Mono"/>
         </w:rPr>
         <w:pict w14:anchorId="75F1B9C5">
           <v:rect id="_x0000_i1031" style="width:0;height:1.5pt" o:hralign="center" o:hrstd="t" o:hr="t" fillcolor="#a0a0a0" stroked="f"/>
@@ -1330,7 +1330,7 @@
       </w:pPr>
       <w:r>
         <w:rPr>
-          <w:rFonts w:ascii="Roboto Mono" w:hAnsi="Roboto Mono"/>
+          <w:rFonts w:ascii="Roboto Mono" w:hAnsi="Roboto Mono" w:eastAsia="Roboto Mono"/>
           <w:b/>
           <w:bCs/>
         </w:rPr>
@@ -1407,7 +1407,7 @@
       </w:pPr>
       <w:r>
         <w:rPr>
-          <w:rFonts w:ascii="Roboto Mono" w:hAnsi="Roboto Mono"/>
+          <w:rFonts w:ascii="Roboto Mono" w:hAnsi="Roboto Mono" w:eastAsia="Roboto Mono"/>
         </w:rPr>
         <w:t>Salary &gt;= 0</w:t>
       </w:r>
@@ -1420,7 +1420,7 @@
       </w:pPr>
       <w:r>
         <w:rPr>
-          <w:rFonts w:ascii="Roboto Mono" w:hAnsi="Roboto Mono"/>
+          <w:rFonts w:ascii="Roboto Mono" w:hAnsi="Roboto Mono" w:eastAsia="Roboto Mono"/>
         </w:rPr>
         <w:pict w14:anchorId="5570A304">
           <v:rect id="_x0000_i1032" style="width:0;height:1.5pt" o:hralign="center" o:hrstd="t" o:hr="t" fillcolor="#a0a0a0" stroked="f"/>
@@ -1437,7 +1437,7 @@
       </w:pPr>
       <w:r>
         <w:rPr>
-          <w:rFonts w:ascii="Roboto Mono" w:hAnsi="Roboto Mono"/>
+          <w:rFonts w:ascii="Roboto Mono" w:hAnsi="Roboto Mono" w:eastAsia="Roboto Mono"/>
           <w:b/>
           <w:bCs/>
         </w:rPr>
@@ -1512,7 +1512,7 @@
       </w:pPr>
       <w:r>
         <w:rPr>
-          <w:rFonts w:ascii="Roboto Mono" w:hAnsi="Roboto Mono"/>
+          <w:rFonts w:ascii="Roboto Mono" w:hAnsi="Roboto Mono" w:eastAsia="Roboto Mono"/>
         </w:rPr>
         <w:t>Quantity &gt;= 1</w:t>
       </w:r>
@@ -1525,7 +1525,7 @@
       </w:pPr>
       <w:r>
         <w:rPr>
-          <w:rFonts w:ascii="Roboto Mono" w:hAnsi="Roboto Mono"/>
+          <w:rFonts w:ascii="Roboto Mono" w:hAnsi="Roboto Mono" w:eastAsia="Roboto Mono"/>
         </w:rPr>
         <w:pict w14:anchorId="5D2AB262">
           <v:rect id="_x0000_i1033" style="width:0;height:1.5pt" o:hralign="center" o:hrstd="t" o:hr="t" fillcolor="#a0a0a0" stroked="f"/>
@@ -1549,7 +1549,7 @@
     <w:p>
       <w:r>
         <w:rPr>
-          <w:rFonts w:ascii="Arial" w:hAnsi="Arial" w:cs="Arial"/>
+          <w:rFonts w:ascii="Arial" w:hAnsi="Arial" w:cs="Arial" w:eastAsia="Arial"/>
           <w:b/>
           <w:color w:val="000000"/>
           <w:sz w:val="18"/>
@@ -1559,7 +1559,7 @@
       </w:r>
       <w:r>
         <w:rPr>
-          <w:rFonts w:ascii="Arial" w:hAnsi="Arial" w:cs="Arial"/>
+          <w:rFonts w:ascii="Arial" w:hAnsi="Arial" w:cs="Arial" w:eastAsia="Arial"/>
           <w:color w:val="000000"/>
           <w:sz w:val="18"/>
           <w:highlight w:val="lightGray"/>
@@ -1568,7 +1568,7 @@
       </w:r>
       <w:r>
         <w:rPr>
-          <w:rFonts w:ascii="Arial" w:hAnsi="Arial" w:cs="Arial"/>
+          <w:rFonts w:ascii="Arial" w:hAnsi="Arial" w:cs="Arial" w:eastAsia="Arial"/>
           <w:b/>
           <w:color w:val="000000"/>
           <w:sz w:val="18"/>
@@ -1578,7 +1578,7 @@
       </w:r>
       <w:r>
         <w:rPr>
-          <w:rFonts w:ascii="Arial" w:hAnsi="Arial" w:cs="Arial"/>
+          <w:rFonts w:ascii="Arial" w:hAnsi="Arial" w:cs="Arial" w:eastAsia="Arial"/>
           <w:color w:val="000000"/>
           <w:sz w:val="18"/>
           <w:highlight w:val="lightGray"/>
@@ -1587,7 +1587,7 @@
       </w:r>
       <w:r>
         <w:rPr>
-          <w:rFonts w:ascii="Arial" w:hAnsi="Arial" w:cs="Arial"/>
+          <w:rFonts w:ascii="Arial" w:hAnsi="Arial" w:cs="Arial" w:eastAsia="Arial"/>
           <w:b/>
           <w:color w:val="000000"/>
           <w:sz w:val="18"/>
@@ -1597,7 +1597,7 @@
       </w:r>
       <w:r>
         <w:rPr>
-          <w:rFonts w:ascii="Arial" w:hAnsi="Arial" w:cs="Arial"/>
+          <w:rFonts w:ascii="Arial" w:hAnsi="Arial" w:cs="Arial" w:eastAsia="Arial"/>
           <w:color w:val="000000"/>
           <w:sz w:val="18"/>
           <w:highlight w:val="lightGray"/>
@@ -1615,7 +1615,7 @@
       </w:pPr>
       <w:r>
         <w:rPr>
-          <w:rFonts w:ascii="Roboto Mono" w:hAnsi="Roboto Mono"/>
+          <w:rFonts w:ascii="Roboto Mono" w:hAnsi="Roboto Mono" w:eastAsia="Roboto Mono"/>
           <w:b/>
           <w:bCs/>
         </w:rPr>
@@ -1692,27 +1692,27 @@
       </w:pPr>
       <w:r>
         <w:rPr>
-          <w:rFonts w:ascii="Roboto Mono" w:hAnsi="Roboto Mono"/>
+          <w:rFonts w:ascii="Roboto Mono" w:hAnsi="Roboto Mono" w:eastAsia="Roboto Mono"/>
         </w:rPr>
         <w:t>CREATE TABLE Users (</w:t>
       </w:r>
       <w:r>
         <w:rPr>
-          <w:rFonts w:ascii="Roboto Mono" w:hAnsi="Roboto Mono"/>
+          <w:rFonts w:ascii="Roboto Mono" w:hAnsi="Roboto Mono" w:eastAsia="Roboto Mono"/>
         </w:rPr>
         <w:br/>
         <w:t xml:space="preserve">    UserID INT PRIMARY KEY,</w:t>
       </w:r>
       <w:r>
         <w:rPr>
-          <w:rFonts w:ascii="Roboto Mono" w:hAnsi="Roboto Mono"/>
+          <w:rFonts w:ascii="Roboto Mono" w:hAnsi="Roboto Mono" w:eastAsia="Roboto Mono"/>
         </w:rPr>
         <w:br/>
         <w:t xml:space="preserve">    Age INT CHECK (Age &gt;= 18)</w:t>
       </w:r>
       <w:r>
         <w:rPr>
-          <w:rFonts w:ascii="Roboto Mono" w:hAnsi="Roboto Mono"/>
+          <w:rFonts w:ascii="Roboto Mono" w:hAnsi="Roboto Mono" w:eastAsia="Roboto Mono"/>
         </w:rPr>
         <w:br/>
         <w:t>);</w:t>
@@ -1726,7 +1726,7 @@
       </w:pPr>
       <w:r>
         <w:rPr>
-          <w:rFonts w:ascii="Roboto Mono" w:hAnsi="Roboto Mono"/>
+          <w:rFonts w:ascii="Roboto Mono" w:hAnsi="Roboto Mono" w:eastAsia="Roboto Mono"/>
         </w:rPr>
         <w:pict w14:anchorId="4A0A42F3">
           <v:rect id="_x0000_i1034" style="width:0;height:1.5pt" o:hralign="center" o:hrstd="t" o:hr="t" fillcolor="#a0a0a0" stroked="f"/>
@@ -1743,7 +1743,7 @@
       </w:pPr>
       <w:r>
         <w:rPr>
-          <w:rFonts w:ascii="Roboto Mono" w:hAnsi="Roboto Mono"/>
+          <w:rFonts w:ascii="Roboto Mono" w:hAnsi="Roboto Mono" w:eastAsia="Roboto Mono"/>
           <w:b/>
           <w:bCs/>
         </w:rPr>
@@ -1820,13 +1820,13 @@
       </w:pPr>
       <w:r>
         <w:rPr>
-          <w:rFonts w:ascii="Roboto Mono" w:hAnsi="Roboto Mono"/>
+          <w:rFonts w:ascii="Roboto Mono" w:hAnsi="Roboto Mono" w:eastAsia="Roboto Mono"/>
         </w:rPr>
         <w:t>INSERT INTO Users</w:t>
       </w:r>
       <w:r>
         <w:rPr>
-          <w:rFonts w:ascii="Roboto Mono" w:hAnsi="Roboto Mono"/>
+          <w:rFonts w:ascii="Roboto Mono" w:hAnsi="Roboto Mono" w:eastAsia="Roboto Mono"/>
         </w:rPr>
         <w:br/>
         <w:t>VALUES (1, 25);</w:t>
@@ -1840,7 +1840,7 @@
       </w:pPr>
       <w:r>
         <w:rPr>
-          <w:rFonts w:ascii="Roboto Mono" w:hAnsi="Roboto Mono"/>
+          <w:rFonts w:ascii="Roboto Mono" w:hAnsi="Roboto Mono" w:eastAsia="Roboto Mono"/>
         </w:rPr>
         <w:t>Result:</w:t>
       </w:r>
@@ -1913,7 +1913,7 @@
       </w:pPr>
       <w:r>
         <w:rPr>
-          <w:rFonts w:ascii="Roboto Mono" w:hAnsi="Roboto Mono"/>
+          <w:rFonts w:ascii="Roboto Mono" w:hAnsi="Roboto Mono" w:eastAsia="Roboto Mono"/>
         </w:rPr>
         <w:t>Success</w:t>
       </w:r>
@@ -1926,7 +1926,7 @@
       </w:pPr>
       <w:r>
         <w:rPr>
-          <w:rFonts w:ascii="Roboto Mono" w:hAnsi="Roboto Mono"/>
+          <w:rFonts w:ascii="Roboto Mono" w:hAnsi="Roboto Mono" w:eastAsia="Roboto Mono"/>
         </w:rPr>
         <w:pict w14:anchorId="06B74CF5">
           <v:rect id="_x0000_i1035" style="width:0;height:1.5pt" o:hralign="center" o:hrstd="t" o:hr="t" fillcolor="#a0a0a0" stroked="f"/>
@@ -1943,7 +1943,7 @@
       </w:pPr>
       <w:r>
         <w:rPr>
-          <w:rFonts w:ascii="Roboto Mono" w:hAnsi="Roboto Mono"/>
+          <w:rFonts w:ascii="Roboto Mono" w:hAnsi="Roboto Mono" w:eastAsia="Roboto Mono"/>
           <w:b/>
           <w:bCs/>
         </w:rPr>
@@ -2020,13 +2020,13 @@
       </w:pPr>
       <w:r>
         <w:rPr>
-          <w:rFonts w:ascii="Roboto Mono" w:hAnsi="Roboto Mono"/>
+          <w:rFonts w:ascii="Roboto Mono" w:hAnsi="Roboto Mono" w:eastAsia="Roboto Mono"/>
         </w:rPr>
         <w:t>INSERT INTO Users</w:t>
       </w:r>
       <w:r>
         <w:rPr>
-          <w:rFonts w:ascii="Roboto Mono" w:hAnsi="Roboto Mono"/>
+          <w:rFonts w:ascii="Roboto Mono" w:hAnsi="Roboto Mono" w:eastAsia="Roboto Mono"/>
         </w:rPr>
         <w:br/>
         <w:t>VALUES (2, 15);</w:t>
@@ -2040,7 +2040,7 @@
       </w:pPr>
       <w:r>
         <w:rPr>
-          <w:rFonts w:ascii="Roboto Mono" w:hAnsi="Roboto Mono"/>
+          <w:rFonts w:ascii="Roboto Mono" w:hAnsi="Roboto Mono" w:eastAsia="Roboto Mono"/>
         </w:rPr>
         <w:t>Result:</w:t>
       </w:r>
@@ -2113,7 +2113,7 @@
       </w:pPr>
       <w:r>
         <w:rPr>
-          <w:rFonts w:ascii="Roboto Mono" w:hAnsi="Roboto Mono"/>
+          <w:rFonts w:ascii="Roboto Mono" w:hAnsi="Roboto Mono" w:eastAsia="Roboto Mono"/>
         </w:rPr>
         <w:t>Error</w:t>
       </w:r>
@@ -2126,7 +2126,7 @@
       </w:pPr>
       <w:r>
         <w:rPr>
-          <w:rFonts w:ascii="Roboto Mono" w:hAnsi="Roboto Mono"/>
+          <w:rFonts w:ascii="Roboto Mono" w:hAnsi="Roboto Mono" w:eastAsia="Roboto Mono"/>
         </w:rPr>
         <w:t>Because:</w:t>
       </w:r>
@@ -2199,7 +2199,7 @@
       </w:pPr>
       <w:r>
         <w:rPr>
-          <w:rFonts w:ascii="Roboto Mono" w:hAnsi="Roboto Mono"/>
+          <w:rFonts w:ascii="Roboto Mono" w:hAnsi="Roboto Mono" w:eastAsia="Roboto Mono"/>
         </w:rPr>
         <w:t>15 &gt;= 18</w:t>
       </w:r>
@@ -2212,7 +2212,7 @@
       </w:pPr>
       <w:r>
         <w:rPr>
-          <w:rFonts w:ascii="Roboto Mono" w:hAnsi="Roboto Mono"/>
+          <w:rFonts w:ascii="Roboto Mono" w:hAnsi="Roboto Mono" w:eastAsia="Roboto Mono"/>
         </w:rPr>
         <w:t>is false.</w:t>
       </w:r>
@@ -2225,7 +2225,7 @@
       </w:pPr>
       <w:r>
         <w:rPr>
-          <w:rFonts w:ascii="Roboto Mono" w:hAnsi="Roboto Mono"/>
+          <w:rFonts w:ascii="Roboto Mono" w:hAnsi="Roboto Mono" w:eastAsia="Roboto Mono"/>
         </w:rPr>
         <w:pict w14:anchorId="410FFCF7">
           <v:rect id="_x0000_i1036" style="width:0;height:1.5pt" o:hralign="center" o:hrstd="t" o:hr="t" fillcolor="#a0a0a0" stroked="f"/>
@@ -2249,7 +2249,7 @@
     <w:p>
       <w:r>
         <w:rPr>
-          <w:rFonts w:ascii="Arial" w:hAnsi="Arial" w:cs="Arial"/>
+          <w:rFonts w:ascii="Arial" w:hAnsi="Arial" w:cs="Arial" w:eastAsia="Arial"/>
           <w:b/>
           <w:color w:val="000000"/>
           <w:sz w:val="18"/>
@@ -2259,7 +2259,7 @@
       </w:r>
       <w:r>
         <w:rPr>
-          <w:rFonts w:ascii="Arial" w:hAnsi="Arial" w:cs="Arial"/>
+          <w:rFonts w:ascii="Arial" w:hAnsi="Arial" w:cs="Arial" w:eastAsia="Arial"/>
           <w:color w:val="000000"/>
           <w:sz w:val="18"/>
           <w:highlight w:val="lightGray"/>
@@ -2268,7 +2268,7 @@
       </w:r>
       <w:r>
         <w:rPr>
-          <w:rFonts w:ascii="Arial" w:hAnsi="Arial" w:cs="Arial"/>
+          <w:rFonts w:ascii="Arial" w:hAnsi="Arial" w:cs="Arial" w:eastAsia="Arial"/>
           <w:b/>
           <w:color w:val="000000"/>
           <w:sz w:val="18"/>
@@ -2278,7 +2278,7 @@
       </w:r>
       <w:r>
         <w:rPr>
-          <w:rFonts w:ascii="Arial" w:hAnsi="Arial" w:cs="Arial"/>
+          <w:rFonts w:ascii="Arial" w:hAnsi="Arial" w:cs="Arial" w:eastAsia="Arial"/>
           <w:color w:val="000000"/>
           <w:sz w:val="18"/>
           <w:highlight w:val="lightGray"/>
@@ -2287,7 +2287,7 @@
       </w:r>
       <w:r>
         <w:rPr>
-          <w:rFonts w:ascii="Arial" w:hAnsi="Arial" w:cs="Arial"/>
+          <w:rFonts w:ascii="Arial" w:hAnsi="Arial" w:cs="Arial" w:eastAsia="Arial"/>
           <w:b/>
           <w:color w:val="000000"/>
           <w:sz w:val="18"/>
@@ -2297,7 +2297,7 @@
       </w:r>
       <w:r>
         <w:rPr>
-          <w:rFonts w:ascii="Arial" w:hAnsi="Arial" w:cs="Arial"/>
+          <w:rFonts w:ascii="Arial" w:hAnsi="Arial" w:cs="Arial" w:eastAsia="Arial"/>
           <w:color w:val="000000"/>
           <w:sz w:val="18"/>
           <w:highlight w:val="lightGray"/>
@@ -2315,7 +2315,7 @@
       </w:pPr>
       <w:r>
         <w:rPr>
-          <w:rFonts w:ascii="Roboto Mono" w:hAnsi="Roboto Mono"/>
+          <w:rFonts w:ascii="Roboto Mono" w:hAnsi="Roboto Mono" w:eastAsia="Roboto Mono"/>
           <w:b/>
           <w:bCs/>
         </w:rPr>
@@ -2553,7 +2553,7 @@
       </w:pPr>
       <w:r>
         <w:rPr>
-          <w:rFonts w:ascii="Roboto Mono" w:hAnsi="Roboto Mono"/>
+          <w:rFonts w:ascii="Roboto Mono" w:hAnsi="Roboto Mono" w:eastAsia="Roboto Mono"/>
         </w:rPr>
         <w:t>Rule:</w:t>
       </w:r>
@@ -2626,7 +2626,7 @@
       </w:pPr>
       <w:r>
         <w:rPr>
-          <w:rFonts w:ascii="Roboto Mono" w:hAnsi="Roboto Mono"/>
+          <w:rFonts w:ascii="Roboto Mono" w:hAnsi="Roboto Mono" w:eastAsia="Roboto Mono"/>
         </w:rPr>
         <w:t>Price &gt; 0</w:t>
       </w:r>
@@ -2639,7 +2639,7 @@
       </w:pPr>
       <w:r>
         <w:rPr>
-          <w:rFonts w:ascii="Roboto Mono" w:hAnsi="Roboto Mono"/>
+          <w:rFonts w:ascii="Roboto Mono" w:hAnsi="Roboto Mono" w:eastAsia="Roboto Mono"/>
         </w:rPr>
         <w:pict w14:anchorId="1D685EC8">
           <v:rect id="_x0000_i1037" style="width:0;height:1.5pt" o:hralign="center" o:hrstd="t" o:hr="t" fillcolor="#a0a0a0" stroked="f"/>
@@ -2654,7 +2654,7 @@
       </w:pPr>
       <w:r>
         <w:rPr>
-          <w:rFonts w:ascii="Roboto Mono" w:hAnsi="Roboto Mono"/>
+          <w:rFonts w:ascii="Roboto Mono" w:hAnsi="Roboto Mono" w:eastAsia="Roboto Mono"/>
         </w:rPr>
         <w:t>Valid:</w:t>
       </w:r>
@@ -2848,7 +2848,7 @@
       </w:pPr>
       <w:r>
         <w:rPr>
-          <w:rFonts w:ascii="Roboto Mono" w:hAnsi="Roboto Mono"/>
+          <w:rFonts w:ascii="Roboto Mono" w:hAnsi="Roboto Mono" w:eastAsia="Roboto Mono"/>
         </w:rPr>
         <w:pict w14:anchorId="4808EA55">
           <v:rect id="_x0000_i1038" style="width:0;height:1.5pt" o:hralign="center" o:hrstd="t" o:hr="t" fillcolor="#a0a0a0" stroked="f"/>
@@ -2863,7 +2863,7 @@
       </w:pPr>
       <w:r>
         <w:rPr>
-          <w:rFonts w:ascii="Roboto Mono" w:hAnsi="Roboto Mono"/>
+          <w:rFonts w:ascii="Roboto Mono" w:hAnsi="Roboto Mono" w:eastAsia="Roboto Mono"/>
         </w:rPr>
         <w:t>Invalid:</w:t>
       </w:r>
@@ -3032,7 +3032,7 @@
       </w:pPr>
       <w:r>
         <w:rPr>
-          <w:rFonts w:ascii="Roboto Mono" w:hAnsi="Roboto Mono"/>
+          <w:rFonts w:ascii="Roboto Mono" w:hAnsi="Roboto Mono" w:eastAsia="Roboto Mono"/>
         </w:rPr>
         <w:t>Negative prices are rejected.</w:t>
       </w:r>
@@ -3045,7 +3045,7 @@
       </w:pPr>
       <w:r>
         <w:rPr>
-          <w:rFonts w:ascii="Roboto Mono" w:hAnsi="Roboto Mono"/>
+          <w:rFonts w:ascii="Roboto Mono" w:hAnsi="Roboto Mono" w:eastAsia="Roboto Mono"/>
         </w:rPr>
         <w:pict w14:anchorId="1912AA41">
           <v:rect id="_x0000_i1039" style="width:0;height:1.5pt" o:hralign="center" o:hrstd="t" o:hr="t" fillcolor="#a0a0a0" stroked="f"/>
@@ -3069,7 +3069,7 @@
     <w:p>
       <w:r>
         <w:rPr>
-          <w:rFonts w:ascii="Arial" w:hAnsi="Arial" w:cs="Arial"/>
+          <w:rFonts w:ascii="Arial" w:hAnsi="Arial" w:cs="Arial" w:eastAsia="Arial"/>
           <w:b/>
           <w:color w:val="000000"/>
           <w:sz w:val="18"/>
@@ -3079,7 +3079,7 @@
       </w:r>
       <w:r>
         <w:rPr>
-          <w:rFonts w:ascii="Arial" w:hAnsi="Arial" w:cs="Arial"/>
+          <w:rFonts w:ascii="Arial" w:hAnsi="Arial" w:cs="Arial" w:eastAsia="Arial"/>
           <w:color w:val="000000"/>
           <w:sz w:val="18"/>
           <w:highlight w:val="lightGray"/>
@@ -3088,7 +3088,7 @@
       </w:r>
       <w:r>
         <w:rPr>
-          <w:rFonts w:ascii="Arial" w:hAnsi="Arial" w:cs="Arial"/>
+          <w:rFonts w:ascii="Arial" w:hAnsi="Arial" w:cs="Arial" w:eastAsia="Arial"/>
           <w:b/>
           <w:color w:val="000000"/>
           <w:sz w:val="18"/>
@@ -3098,7 +3098,7 @@
       </w:r>
       <w:r>
         <w:rPr>
-          <w:rFonts w:ascii="Arial" w:hAnsi="Arial" w:cs="Arial"/>
+          <w:rFonts w:ascii="Arial" w:hAnsi="Arial" w:cs="Arial" w:eastAsia="Arial"/>
           <w:color w:val="000000"/>
           <w:sz w:val="18"/>
           <w:highlight w:val="lightGray"/>
@@ -3107,7 +3107,7 @@
       </w:r>
       <w:r>
         <w:rPr>
-          <w:rFonts w:ascii="Arial" w:hAnsi="Arial" w:cs="Arial"/>
+          <w:rFonts w:ascii="Arial" w:hAnsi="Arial" w:cs="Arial" w:eastAsia="Arial"/>
           <w:b/>
           <w:color w:val="000000"/>
           <w:sz w:val="18"/>
@@ -3117,7 +3117,7 @@
       </w:r>
       <w:r>
         <w:rPr>
-          <w:rFonts w:ascii="Arial" w:hAnsi="Arial" w:cs="Arial"/>
+          <w:rFonts w:ascii="Arial" w:hAnsi="Arial" w:cs="Arial" w:eastAsia="Arial"/>
           <w:color w:val="000000"/>
           <w:sz w:val="18"/>
           <w:highlight w:val="lightGray"/>
@@ -3133,7 +3133,7 @@
       </w:pPr>
       <w:r>
         <w:rPr>
-          <w:rFonts w:ascii="Roboto Mono" w:hAnsi="Roboto Mono"/>
+          <w:rFonts w:ascii="Roboto Mono" w:hAnsi="Roboto Mono" w:eastAsia="Roboto Mono"/>
         </w:rPr>
         <w:t>A CHECK constraint:</w:t>
       </w:r>
@@ -3150,7 +3150,7 @@
       </w:pPr>
       <w:r>
         <w:rPr>
-          <w:rFonts w:ascii="Roboto Mono" w:hAnsi="Roboto Mono"/>
+          <w:rFonts w:ascii="Roboto Mono" w:hAnsi="Roboto Mono" w:eastAsia="Roboto Mono"/>
         </w:rPr>
         <w:t xml:space="preserve">Evaluates a condition </w:t>
       </w:r>
@@ -3167,7 +3167,7 @@
       </w:pPr>
       <w:r>
         <w:rPr>
-          <w:rFonts w:ascii="Roboto Mono" w:hAnsi="Roboto Mono"/>
+          <w:rFonts w:ascii="Roboto Mono" w:hAnsi="Roboto Mono" w:eastAsia="Roboto Mono"/>
         </w:rPr>
         <w:t xml:space="preserve">Accepts valid data </w:t>
       </w:r>
@@ -3184,7 +3184,7 @@
       </w:pPr>
       <w:r>
         <w:rPr>
-          <w:rFonts w:ascii="Roboto Mono" w:hAnsi="Roboto Mono"/>
+          <w:rFonts w:ascii="Roboto Mono" w:hAnsi="Roboto Mono" w:eastAsia="Roboto Mono"/>
         </w:rPr>
         <w:t xml:space="preserve">Rejects invalid data </w:t>
       </w:r>
@@ -3201,7 +3201,7 @@
       </w:pPr>
       <w:r>
         <w:rPr>
-          <w:rFonts w:ascii="Roboto Mono" w:hAnsi="Roboto Mono"/>
+          <w:rFonts w:ascii="Roboto Mono" w:hAnsi="Roboto Mono" w:eastAsia="Roboto Mono"/>
         </w:rPr>
         <w:t xml:space="preserve">Can use comparison operators </w:t>
       </w:r>
@@ -3218,7 +3218,7 @@
       </w:pPr>
       <w:r>
         <w:rPr>
-          <w:rFonts w:ascii="Roboto Mono" w:hAnsi="Roboto Mono"/>
+          <w:rFonts w:ascii="Roboto Mono" w:hAnsi="Roboto Mono" w:eastAsia="Roboto Mono"/>
         </w:rPr>
         <w:t xml:space="preserve">Can enforce business logic </w:t>
       </w:r>
@@ -3231,7 +3231,7 @@
       </w:pPr>
       <w:r>
         <w:rPr>
-          <w:rFonts w:ascii="Roboto Mono" w:hAnsi="Roboto Mono"/>
+          <w:rFonts w:ascii="Roboto Mono" w:hAnsi="Roboto Mono" w:eastAsia="Roboto Mono"/>
         </w:rPr>
         <w:pict w14:anchorId="7C1A3E40">
           <v:rect id="_x0000_i1040" style="width:0;height:1.5pt" o:hralign="center" o:hrstd="t" o:hr="t" fillcolor="#a0a0a0" stroked="f"/>
@@ -3262,7 +3262,7 @@
       </w:pPr>
       <w:r>
         <w:rPr>
-          <w:rFonts w:ascii="Arial" w:hAnsi="Arial" w:cs="Arial"/>
+          <w:rFonts w:ascii="Arial" w:hAnsi="Arial" w:cs="Arial" w:eastAsia="Arial"/>
           <w:b/>
           <w:color w:val="000000"/>
           <w:sz w:val="18"/>
@@ -3272,7 +3272,7 @@
       </w:r>
       <w:r>
         <w:rPr>
-          <w:rFonts w:ascii="Arial" w:hAnsi="Arial" w:cs="Arial"/>
+          <w:rFonts w:ascii="Arial" w:hAnsi="Arial" w:cs="Arial" w:eastAsia="Arial"/>
           <w:color w:val="000000"/>
           <w:sz w:val="18"/>
           <w:highlight w:val="lightGray"/>
@@ -3281,7 +3281,7 @@
       </w:r>
       <w:r>
         <w:rPr>
-          <w:rFonts w:ascii="Arial" w:hAnsi="Arial" w:cs="Arial"/>
+          <w:rFonts w:ascii="Arial" w:hAnsi="Arial" w:cs="Arial" w:eastAsia="Arial"/>
           <w:b/>
           <w:color w:val="000000"/>
           <w:sz w:val="18"/>
@@ -3291,7 +3291,7 @@
       </w:r>
       <w:r>
         <w:rPr>
-          <w:rFonts w:ascii="Arial" w:hAnsi="Arial" w:cs="Arial"/>
+          <w:rFonts w:ascii="Arial" w:hAnsi="Arial" w:cs="Arial" w:eastAsia="Arial"/>
           <w:color w:val="000000"/>
           <w:sz w:val="18"/>
           <w:highlight w:val="lightGray"/>
@@ -3300,7 +3300,7 @@
       </w:r>
       <w:r>
         <w:rPr>
-          <w:rFonts w:ascii="Arial" w:hAnsi="Arial" w:cs="Arial"/>
+          <w:rFonts w:ascii="Arial" w:hAnsi="Arial" w:cs="Arial" w:eastAsia="Arial"/>
           <w:b/>
           <w:color w:val="000000"/>
           <w:sz w:val="18"/>
@@ -3310,7 +3310,7 @@
       </w:r>
       <w:r>
         <w:rPr>
-          <w:rFonts w:ascii="Arial" w:hAnsi="Arial" w:cs="Arial"/>
+          <w:rFonts w:ascii="Arial" w:hAnsi="Arial" w:cs="Arial" w:eastAsia="Arial"/>
           <w:color w:val="000000"/>
           <w:sz w:val="18"/>
           <w:highlight w:val="lightGray"/>
@@ -3812,7 +3812,7 @@
       </w:pPr>
       <w:r>
         <w:rPr>
-          <w:rFonts w:ascii="Roboto Mono" w:hAnsi="Roboto Mono"/>
+          <w:rFonts w:ascii="Roboto Mono" w:hAnsi="Roboto Mono" w:eastAsia="Roboto Mono"/>
         </w:rPr>
         <w:pict w14:anchorId="15D317C3">
           <v:rect id="_x0000_i1041" style="width:0;height:1.5pt" o:hralign="center" o:hrstd="t" o:hr="t" fillcolor="#a0a0a0" stroked="f"/>
@@ -3829,7 +3829,7 @@
       </w:pPr>
       <w:r>
         <w:rPr>
-          <w:rFonts w:ascii="Segoe UI Emoji" w:hAnsi="Segoe UI Emoji" w:cs="Segoe UI Emoji"/>
+          <w:rFonts w:ascii="Roboto Mono" w:hAnsi="Roboto Mono" w:cs="Segoe UI Emoji" w:eastAsia="Roboto Mono"/>
           <w:b/>
           <w:bCs/>
         </w:rPr>
@@ -3837,7 +3837,7 @@
       </w:r>
       <w:r>
         <w:rPr>
-          <w:rFonts w:ascii="Roboto Mono" w:hAnsi="Roboto Mono"/>
+          <w:rFonts w:ascii="Roboto Mono" w:hAnsi="Roboto Mono" w:eastAsia="Roboto Mono"/>
           <w:b/>
           <w:bCs/>
         </w:rPr>
@@ -3854,7 +3854,7 @@
       </w:pPr>
       <w:r>
         <w:rPr>
-          <w:rFonts w:ascii="Roboto Mono" w:hAnsi="Roboto Mono"/>
+          <w:rFonts w:ascii="Roboto Mono" w:hAnsi="Roboto Mono" w:eastAsia="Roboto Mono"/>
           <w:b/>
           <w:bCs/>
         </w:rPr>
@@ -3931,20 +3931,20 @@
       </w:pPr>
       <w:r>
         <w:rPr>
-          <w:rFonts w:ascii="Roboto Mono" w:hAnsi="Roboto Mono"/>
+          <w:rFonts w:ascii="Roboto Mono" w:hAnsi="Roboto Mono" w:eastAsia="Roboto Mono"/>
         </w:rPr>
         <w:t>CREATE TABLE Exams (</w:t>
       </w:r>
       <w:r>
         <w:rPr>
-          <w:rFonts w:ascii="Roboto Mono" w:hAnsi="Roboto Mono"/>
+          <w:rFonts w:ascii="Roboto Mono" w:hAnsi="Roboto Mono" w:eastAsia="Roboto Mono"/>
         </w:rPr>
         <w:br/>
         <w:t xml:space="preserve">    Score INT CHECK (Score BETWEEN 0 AND 100)</w:t>
       </w:r>
       <w:r>
         <w:rPr>
-          <w:rFonts w:ascii="Roboto Mono" w:hAnsi="Roboto Mono"/>
+          <w:rFonts w:ascii="Roboto Mono" w:hAnsi="Roboto Mono" w:eastAsia="Roboto Mono"/>
         </w:rPr>
         <w:br/>
         <w:t>);</w:t>
@@ -3958,7 +3958,7 @@
       </w:pPr>
       <w:r>
         <w:rPr>
-          <w:rFonts w:ascii="Roboto Mono" w:hAnsi="Roboto Mono"/>
+          <w:rFonts w:ascii="Roboto Mono" w:hAnsi="Roboto Mono" w:eastAsia="Roboto Mono"/>
         </w:rPr>
         <w:pict w14:anchorId="5E4346B7">
           <v:rect id="_x0000_i1042" style="width:0;height:1.5pt" o:hralign="center" o:hrstd="t" o:hr="t" fillcolor="#a0a0a0" stroked="f"/>
@@ -3973,7 +3973,7 @@
       </w:pPr>
       <w:r>
         <w:rPr>
-          <w:rFonts w:ascii="Roboto Mono" w:hAnsi="Roboto Mono"/>
+          <w:rFonts w:ascii="Roboto Mono" w:hAnsi="Roboto Mono" w:eastAsia="Roboto Mono"/>
         </w:rPr>
         <w:t>Valid:</w:t>
       </w:r>
@@ -4167,7 +4167,7 @@
       </w:pPr>
       <w:r>
         <w:rPr>
-          <w:rFonts w:ascii="Roboto Mono" w:hAnsi="Roboto Mono"/>
+          <w:rFonts w:ascii="Roboto Mono" w:hAnsi="Roboto Mono" w:eastAsia="Roboto Mono"/>
         </w:rPr>
         <w:pict w14:anchorId="55FCC122">
           <v:rect id="_x0000_i1043" style="width:0;height:1.5pt" o:hralign="center" o:hrstd="t" o:hr="t" fillcolor="#a0a0a0" stroked="f"/>
@@ -4182,7 +4182,7 @@
       </w:pPr>
       <w:r>
         <w:rPr>
-          <w:rFonts w:ascii="Roboto Mono" w:hAnsi="Roboto Mono"/>
+          <w:rFonts w:ascii="Roboto Mono" w:hAnsi="Roboto Mono" w:eastAsia="Roboto Mono"/>
         </w:rPr>
         <w:t>Invalid:</w:t>
       </w:r>
@@ -4351,7 +4351,7 @@
       </w:pPr>
       <w:r>
         <w:rPr>
-          <w:rFonts w:ascii="Roboto Mono" w:hAnsi="Roboto Mono"/>
+          <w:rFonts w:ascii="Roboto Mono" w:hAnsi="Roboto Mono" w:eastAsia="Roboto Mono"/>
         </w:rPr>
         <w:pict w14:anchorId="5C8A0958">
           <v:rect id="_x0000_i1044" style="width:0;height:1.5pt" o:hralign="center" o:hrstd="t" o:hr="t" fillcolor="#a0a0a0" stroked="f"/>
@@ -4375,7 +4375,7 @@
     <w:p>
       <w:r>
         <w:rPr>
-          <w:rFonts w:ascii="Arial" w:hAnsi="Arial" w:cs="Arial"/>
+          <w:rFonts w:ascii="Arial" w:hAnsi="Arial" w:cs="Arial" w:eastAsia="Arial"/>
           <w:b/>
           <w:color w:val="000000"/>
           <w:sz w:val="18"/>
@@ -4385,7 +4385,7 @@
       </w:r>
       <w:r>
         <w:rPr>
-          <w:rFonts w:ascii="Arial" w:hAnsi="Arial" w:cs="Arial"/>
+          <w:rFonts w:ascii="Arial" w:hAnsi="Arial" w:cs="Arial" w:eastAsia="Arial"/>
           <w:color w:val="000000"/>
           <w:sz w:val="18"/>
           <w:highlight w:val="lightGray"/>
@@ -4394,7 +4394,7 @@
       </w:r>
       <w:r>
         <w:rPr>
-          <w:rFonts w:ascii="Arial" w:hAnsi="Arial" w:cs="Arial"/>
+          <w:rFonts w:ascii="Arial" w:hAnsi="Arial" w:cs="Arial" w:eastAsia="Arial"/>
           <w:b/>
           <w:color w:val="000000"/>
           <w:sz w:val="18"/>
@@ -4404,7 +4404,7 @@
       </w:r>
       <w:r>
         <w:rPr>
-          <w:rFonts w:ascii="Arial" w:hAnsi="Arial" w:cs="Arial"/>
+          <w:rFonts w:ascii="Arial" w:hAnsi="Arial" w:cs="Arial" w:eastAsia="Arial"/>
           <w:color w:val="000000"/>
           <w:sz w:val="18"/>
           <w:highlight w:val="lightGray"/>
@@ -4413,7 +4413,7 @@
       </w:r>
       <w:r>
         <w:rPr>
-          <w:rFonts w:ascii="Arial" w:hAnsi="Arial" w:cs="Arial"/>
+          <w:rFonts w:ascii="Arial" w:hAnsi="Arial" w:cs="Arial" w:eastAsia="Arial"/>
           <w:b/>
           <w:color w:val="000000"/>
           <w:sz w:val="18"/>
@@ -4423,7 +4423,7 @@
       </w:r>
       <w:r>
         <w:rPr>
-          <w:rFonts w:ascii="Arial" w:hAnsi="Arial" w:cs="Arial"/>
+          <w:rFonts w:ascii="Arial" w:hAnsi="Arial" w:cs="Arial" w:eastAsia="Arial"/>
           <w:color w:val="000000"/>
           <w:sz w:val="18"/>
           <w:highlight w:val="lightGray"/>
@@ -4441,7 +4441,7 @@
       </w:pPr>
       <w:r>
         <w:rPr>
-          <w:rFonts w:ascii="Roboto Mono" w:hAnsi="Roboto Mono"/>
+          <w:rFonts w:ascii="Roboto Mono" w:hAnsi="Roboto Mono" w:eastAsia="Roboto Mono"/>
           <w:b/>
           <w:bCs/>
         </w:rPr>
@@ -4518,27 +4518,27 @@
       </w:pPr>
       <w:r>
         <w:rPr>
-          <w:rFonts w:ascii="Roboto Mono" w:hAnsi="Roboto Mono"/>
+          <w:rFonts w:ascii="Roboto Mono" w:hAnsi="Roboto Mono" w:eastAsia="Roboto Mono"/>
         </w:rPr>
         <w:t>CREATE TABLE People (</w:t>
       </w:r>
       <w:r>
         <w:rPr>
-          <w:rFonts w:ascii="Roboto Mono" w:hAnsi="Roboto Mono"/>
+          <w:rFonts w:ascii="Roboto Mono" w:hAnsi="Roboto Mono" w:eastAsia="Roboto Mono"/>
         </w:rPr>
         <w:br/>
         <w:t xml:space="preserve">    Gender VARCHAR(10)</w:t>
       </w:r>
       <w:r>
         <w:rPr>
-          <w:rFonts w:ascii="Roboto Mono" w:hAnsi="Roboto Mono"/>
+          <w:rFonts w:ascii="Roboto Mono" w:hAnsi="Roboto Mono" w:eastAsia="Roboto Mono"/>
         </w:rPr>
         <w:br/>
         <w:t xml:space="preserve">    CHECK (Gender IN ('Male', 'Female'))</w:t>
       </w:r>
       <w:r>
         <w:rPr>
-          <w:rFonts w:ascii="Roboto Mono" w:hAnsi="Roboto Mono"/>
+          <w:rFonts w:ascii="Roboto Mono" w:hAnsi="Roboto Mono" w:eastAsia="Roboto Mono"/>
         </w:rPr>
         <w:br/>
         <w:t>);</w:t>
@@ -4552,7 +4552,7 @@
       </w:pPr>
       <w:r>
         <w:rPr>
-          <w:rFonts w:ascii="Roboto Mono" w:hAnsi="Roboto Mono"/>
+          <w:rFonts w:ascii="Roboto Mono" w:hAnsi="Roboto Mono" w:eastAsia="Roboto Mono"/>
         </w:rPr>
         <w:pict w14:anchorId="36956690">
           <v:rect id="_x0000_i1045" style="width:0;height:1.5pt" o:hralign="center" o:hrstd="t" o:hr="t" fillcolor="#a0a0a0" stroked="f"/>
@@ -4567,7 +4567,7 @@
       </w:pPr>
       <w:r>
         <w:rPr>
-          <w:rFonts w:ascii="Roboto Mono" w:hAnsi="Roboto Mono"/>
+          <w:rFonts w:ascii="Roboto Mono" w:hAnsi="Roboto Mono" w:eastAsia="Roboto Mono"/>
         </w:rPr>
         <w:t>Valid:</w:t>
       </w:r>
@@ -4640,13 +4640,13 @@
       </w:pPr>
       <w:r>
         <w:rPr>
-          <w:rFonts w:ascii="Roboto Mono" w:hAnsi="Roboto Mono"/>
+          <w:rFonts w:ascii="Roboto Mono" w:hAnsi="Roboto Mono" w:eastAsia="Roboto Mono"/>
         </w:rPr>
         <w:t>Male</w:t>
       </w:r>
       <w:r>
         <w:rPr>
-          <w:rFonts w:ascii="Roboto Mono" w:hAnsi="Roboto Mono"/>
+          <w:rFonts w:ascii="Roboto Mono" w:hAnsi="Roboto Mono" w:eastAsia="Roboto Mono"/>
         </w:rPr>
         <w:br/>
         <w:t>Female</w:t>
@@ -4660,7 +4660,7 @@
       </w:pPr>
       <w:r>
         <w:rPr>
-          <w:rFonts w:ascii="Roboto Mono" w:hAnsi="Roboto Mono"/>
+          <w:rFonts w:ascii="Roboto Mono" w:hAnsi="Roboto Mono" w:eastAsia="Roboto Mono"/>
         </w:rPr>
         <w:pict w14:anchorId="1C8C63E1">
           <v:rect id="_x0000_i1046" style="width:0;height:1.5pt" o:hralign="center" o:hrstd="t" o:hr="t" fillcolor="#a0a0a0" stroked="f"/>
@@ -4675,7 +4675,7 @@
       </w:pPr>
       <w:r>
         <w:rPr>
-          <w:rFonts w:ascii="Roboto Mono" w:hAnsi="Roboto Mono"/>
+          <w:rFonts w:ascii="Roboto Mono" w:hAnsi="Roboto Mono" w:eastAsia="Roboto Mono"/>
         </w:rPr>
         <w:t>Invalid:</w:t>
       </w:r>
@@ -4748,13 +4748,13 @@
       </w:pPr>
       <w:r>
         <w:rPr>
-          <w:rFonts w:ascii="Roboto Mono" w:hAnsi="Roboto Mono"/>
+          <w:rFonts w:ascii="Roboto Mono" w:hAnsi="Roboto Mono" w:eastAsia="Roboto Mono"/>
         </w:rPr>
         <w:t>Unknown</w:t>
       </w:r>
       <w:r>
         <w:rPr>
-          <w:rFonts w:ascii="Roboto Mono" w:hAnsi="Roboto Mono"/>
+          <w:rFonts w:ascii="Roboto Mono" w:hAnsi="Roboto Mono" w:eastAsia="Roboto Mono"/>
         </w:rPr>
         <w:br/>
         <w:t>ABC</w:t>
@@ -4768,7 +4768,7 @@
       </w:pPr>
       <w:r>
         <w:rPr>
-          <w:rFonts w:ascii="Roboto Mono" w:hAnsi="Roboto Mono"/>
+          <w:rFonts w:ascii="Roboto Mono" w:hAnsi="Roboto Mono" w:eastAsia="Roboto Mono"/>
         </w:rPr>
         <w:pict w14:anchorId="50E05FBE">
           <v:rect id="_x0000_i1047" style="width:0;height:1.5pt" o:hralign="center" o:hrstd="t" o:hr="t" fillcolor="#a0a0a0" stroked="f"/>
@@ -4799,7 +4799,7 @@
       </w:pPr>
       <w:r>
         <w:rPr>
-          <w:rFonts w:ascii="Arial" w:hAnsi="Arial" w:cs="Arial"/>
+          <w:rFonts w:ascii="Arial" w:hAnsi="Arial" w:cs="Arial" w:eastAsia="Arial"/>
           <w:b/>
           <w:color w:val="000000"/>
           <w:sz w:val="18"/>
@@ -4809,7 +4809,7 @@
       </w:r>
       <w:r>
         <w:rPr>
-          <w:rFonts w:ascii="Arial" w:hAnsi="Arial" w:cs="Arial"/>
+          <w:rFonts w:ascii="Arial" w:hAnsi="Arial" w:cs="Arial" w:eastAsia="Arial"/>
           <w:color w:val="000000"/>
           <w:sz w:val="18"/>
           <w:highlight w:val="lightGray"/>
@@ -4818,7 +4818,7 @@
       </w:r>
       <w:r>
         <w:rPr>
-          <w:rFonts w:ascii="Arial" w:hAnsi="Arial" w:cs="Arial"/>
+          <w:rFonts w:ascii="Arial" w:hAnsi="Arial" w:cs="Arial" w:eastAsia="Arial"/>
           <w:b/>
           <w:color w:val="000000"/>
           <w:sz w:val="18"/>
@@ -4828,7 +4828,7 @@
       </w:r>
       <w:r>
         <w:rPr>
-          <w:rFonts w:ascii="Arial" w:hAnsi="Arial" w:cs="Arial"/>
+          <w:rFonts w:ascii="Arial" w:hAnsi="Arial" w:cs="Arial" w:eastAsia="Arial"/>
           <w:color w:val="000000"/>
           <w:sz w:val="18"/>
           <w:highlight w:val="lightGray"/>
@@ -4837,7 +4837,7 @@
       </w:r>
       <w:r>
         <w:rPr>
-          <w:rFonts w:ascii="Arial" w:hAnsi="Arial" w:cs="Arial"/>
+          <w:rFonts w:ascii="Arial" w:hAnsi="Arial" w:cs="Arial" w:eastAsia="Arial"/>
           <w:b/>
           <w:color w:val="000000"/>
           <w:sz w:val="18"/>
@@ -4847,7 +4847,7 @@
       </w:r>
       <w:r>
         <w:rPr>
-          <w:rFonts w:ascii="Arial" w:hAnsi="Arial" w:cs="Arial"/>
+          <w:rFonts w:ascii="Arial" w:hAnsi="Arial" w:cs="Arial" w:eastAsia="Arial"/>
           <w:color w:val="000000"/>
           <w:sz w:val="18"/>
           <w:highlight w:val="lightGray"/>
@@ -4918,27 +4918,27 @@
       </w:pPr>
       <w:r>
         <w:rPr>
-          <w:rFonts w:ascii="Roboto Mono" w:hAnsi="Roboto Mono"/>
+          <w:rFonts w:ascii="Roboto Mono" w:hAnsi="Roboto Mono" w:eastAsia="Roboto Mono"/>
         </w:rPr>
         <w:t>CREATE TABLE Employees (</w:t>
       </w:r>
       <w:r>
         <w:rPr>
-          <w:rFonts w:ascii="Roboto Mono" w:hAnsi="Roboto Mono"/>
+          <w:rFonts w:ascii="Roboto Mono" w:hAnsi="Roboto Mono" w:eastAsia="Roboto Mono"/>
         </w:rPr>
         <w:br/>
         <w:t xml:space="preserve">    Salary DECIMAL(10,2)</w:t>
       </w:r>
       <w:r>
         <w:rPr>
-          <w:rFonts w:ascii="Roboto Mono" w:hAnsi="Roboto Mono"/>
+          <w:rFonts w:ascii="Roboto Mono" w:hAnsi="Roboto Mono" w:eastAsia="Roboto Mono"/>
         </w:rPr>
         <w:br/>
         <w:t xml:space="preserve">    CHECK (Salary &gt; 0)</w:t>
       </w:r>
       <w:r>
         <w:rPr>
-          <w:rFonts w:ascii="Roboto Mono" w:hAnsi="Roboto Mono"/>
+          <w:rFonts w:ascii="Roboto Mono" w:hAnsi="Roboto Mono" w:eastAsia="Roboto Mono"/>
         </w:rPr>
         <w:br/>
         <w:t>);</w:t>
@@ -4952,7 +4952,7 @@
       </w:pPr>
       <w:r>
         <w:rPr>
-          <w:rFonts w:ascii="Roboto Mono" w:hAnsi="Roboto Mono"/>
+          <w:rFonts w:ascii="Roboto Mono" w:hAnsi="Roboto Mono" w:eastAsia="Roboto Mono"/>
         </w:rPr>
         <w:pict w14:anchorId="4AC5CDEB">
           <v:rect id="_x0000_i1048" style="width:0;height:1.5pt" o:hralign="center" o:hrstd="t" o:hr="t" fillcolor="#a0a0a0" stroked="f"/>
@@ -4967,7 +4967,7 @@
       </w:pPr>
       <w:r>
         <w:rPr>
-          <w:rFonts w:ascii="Roboto Mono" w:hAnsi="Roboto Mono"/>
+          <w:rFonts w:ascii="Roboto Mono" w:hAnsi="Roboto Mono" w:eastAsia="Roboto Mono"/>
         </w:rPr>
         <w:t>Valid:</w:t>
       </w:r>
@@ -5040,20 +5040,20 @@
       </w:pPr>
       <w:r>
         <w:rPr>
-          <w:rFonts w:ascii="Roboto Mono" w:hAnsi="Roboto Mono"/>
+          <w:rFonts w:ascii="Roboto Mono" w:hAnsi="Roboto Mono" w:eastAsia="Roboto Mono"/>
         </w:rPr>
         <w:t>5000</w:t>
       </w:r>
       <w:r>
         <w:rPr>
-          <w:rFonts w:ascii="Roboto Mono" w:hAnsi="Roboto Mono"/>
+          <w:rFonts w:ascii="Roboto Mono" w:hAnsi="Roboto Mono" w:eastAsia="Roboto Mono"/>
         </w:rPr>
         <w:br/>
         <w:t>8000</w:t>
       </w:r>
       <w:r>
         <w:rPr>
-          <w:rFonts w:ascii="Roboto Mono" w:hAnsi="Roboto Mono"/>
+          <w:rFonts w:ascii="Roboto Mono" w:hAnsi="Roboto Mono" w:eastAsia="Roboto Mono"/>
         </w:rPr>
         <w:br/>
         <w:t>10000</w:t>
@@ -5067,7 +5067,7 @@
       </w:pPr>
       <w:r>
         <w:rPr>
-          <w:rFonts w:ascii="Roboto Mono" w:hAnsi="Roboto Mono"/>
+          <w:rFonts w:ascii="Roboto Mono" w:hAnsi="Roboto Mono" w:eastAsia="Roboto Mono"/>
         </w:rPr>
         <w:pict w14:anchorId="21799EAB">
           <v:rect id="_x0000_i1049" style="width:0;height:1.5pt" o:hralign="center" o:hrstd="t" o:hr="t" fillcolor="#a0a0a0" stroked="f"/>
@@ -5082,7 +5082,7 @@
       </w:pPr>
       <w:r>
         <w:rPr>
-          <w:rFonts w:ascii="Roboto Mono" w:hAnsi="Roboto Mono"/>
+          <w:rFonts w:ascii="Roboto Mono" w:hAnsi="Roboto Mono" w:eastAsia="Roboto Mono"/>
         </w:rPr>
         <w:t>Invalid:</w:t>
       </w:r>
@@ -5155,13 +5155,13 @@
       </w:pPr>
       <w:r>
         <w:rPr>
-          <w:rFonts w:ascii="Roboto Mono" w:hAnsi="Roboto Mono"/>
+          <w:rFonts w:ascii="Roboto Mono" w:hAnsi="Roboto Mono" w:eastAsia="Roboto Mono"/>
         </w:rPr>
         <w:t>0</w:t>
       </w:r>
       <w:r>
         <w:rPr>
-          <w:rFonts w:ascii="Roboto Mono" w:hAnsi="Roboto Mono"/>
+          <w:rFonts w:ascii="Roboto Mono" w:hAnsi="Roboto Mono" w:eastAsia="Roboto Mono"/>
         </w:rPr>
         <w:br/>
         <w:t>-500</w:t>
@@ -5175,7 +5175,7 @@
       </w:pPr>
       <w:r>
         <w:rPr>
-          <w:rFonts w:ascii="Roboto Mono" w:hAnsi="Roboto Mono"/>
+          <w:rFonts w:ascii="Roboto Mono" w:hAnsi="Roboto Mono" w:eastAsia="Roboto Mono"/>
         </w:rPr>
         <w:pict w14:anchorId="51C8C7FB">
           <v:rect id="_x0000_i1050" style="width:0;height:1.5pt" o:hralign="center" o:hrstd="t" o:hr="t" fillcolor="#a0a0a0" stroked="f"/>
@@ -5206,7 +5206,7 @@
       </w:pPr>
       <w:r>
         <w:rPr>
-          <w:rFonts w:ascii="Arial" w:hAnsi="Arial" w:cs="Arial"/>
+          <w:rFonts w:ascii="Arial" w:hAnsi="Arial" w:cs="Arial" w:eastAsia="Arial"/>
           <w:b/>
           <w:color w:val="000000"/>
           <w:sz w:val="18"/>
@@ -5216,7 +5216,7 @@
       </w:r>
       <w:r>
         <w:rPr>
-          <w:rFonts w:ascii="Arial" w:hAnsi="Arial" w:cs="Arial"/>
+          <w:rFonts w:ascii="Arial" w:hAnsi="Arial" w:cs="Arial" w:eastAsia="Arial"/>
           <w:color w:val="000000"/>
           <w:sz w:val="18"/>
           <w:highlight w:val="lightGray"/>
@@ -5225,7 +5225,7 @@
       </w:r>
       <w:r>
         <w:rPr>
-          <w:rFonts w:ascii="Arial" w:hAnsi="Arial" w:cs="Arial"/>
+          <w:rFonts w:ascii="Arial" w:hAnsi="Arial" w:cs="Arial" w:eastAsia="Arial"/>
           <w:b/>
           <w:color w:val="000000"/>
           <w:sz w:val="18"/>
@@ -5235,7 +5235,7 @@
       </w:r>
       <w:r>
         <w:rPr>
-          <w:rFonts w:ascii="Arial" w:hAnsi="Arial" w:cs="Arial"/>
+          <w:rFonts w:ascii="Arial" w:hAnsi="Arial" w:cs="Arial" w:eastAsia="Arial"/>
           <w:color w:val="000000"/>
           <w:sz w:val="18"/>
           <w:highlight w:val="lightGray"/>
@@ -5244,7 +5244,7 @@
       </w:r>
       <w:r>
         <w:rPr>
-          <w:rFonts w:ascii="Arial" w:hAnsi="Arial" w:cs="Arial"/>
+          <w:rFonts w:ascii="Arial" w:hAnsi="Arial" w:cs="Arial" w:eastAsia="Arial"/>
           <w:b/>
           <w:color w:val="000000"/>
           <w:sz w:val="18"/>
@@ -5254,7 +5254,7 @@
       </w:r>
       <w:r>
         <w:rPr>
-          <w:rFonts w:ascii="Arial" w:hAnsi="Arial" w:cs="Arial"/>
+          <w:rFonts w:ascii="Arial" w:hAnsi="Arial" w:cs="Arial" w:eastAsia="Arial"/>
           <w:color w:val="000000"/>
           <w:sz w:val="18"/>
           <w:highlight w:val="lightGray"/>
@@ -5327,7 +5327,7 @@
       </w:pPr>
       <w:r>
         <w:rPr>
-          <w:rFonts w:ascii="Roboto Mono" w:hAnsi="Roboto Mono"/>
+          <w:rFonts w:ascii="Roboto Mono" w:hAnsi="Roboto Mono" w:eastAsia="Roboto Mono"/>
           <w:b/>
           <w:bCs/>
         </w:rPr>
@@ -5568,7 +5568,7 @@
       </w:pPr>
       <w:r>
         <w:rPr>
-          <w:rFonts w:ascii="Roboto Mono" w:hAnsi="Roboto Mono"/>
+          <w:rFonts w:ascii="Roboto Mono" w:hAnsi="Roboto Mono" w:eastAsia="Roboto Mono"/>
         </w:rPr>
         <w:t>Rules:</w:t>
       </w:r>
@@ -5641,13 +5641,13 @@
       </w:pPr>
       <w:r>
         <w:rPr>
-          <w:rFonts w:ascii="Roboto Mono" w:hAnsi="Roboto Mono"/>
+          <w:rFonts w:ascii="Roboto Mono" w:hAnsi="Roboto Mono" w:eastAsia="Roboto Mono"/>
         </w:rPr>
         <w:t>Price &gt; 0</w:t>
       </w:r>
       <w:r>
         <w:rPr>
-          <w:rFonts w:ascii="Roboto Mono" w:hAnsi="Roboto Mono"/>
+          <w:rFonts w:ascii="Roboto Mono" w:hAnsi="Roboto Mono" w:eastAsia="Roboto Mono"/>
         </w:rPr>
         <w:br/>
         <w:t>Stock &gt;= 0</w:t>
@@ -5661,7 +5661,7 @@
       </w:pPr>
       <w:r>
         <w:rPr>
-          <w:rFonts w:ascii="Roboto Mono" w:hAnsi="Roboto Mono"/>
+          <w:rFonts w:ascii="Roboto Mono" w:hAnsi="Roboto Mono" w:eastAsia="Roboto Mono"/>
         </w:rPr>
         <w:t>SQL:</w:t>
       </w:r>
@@ -5734,34 +5734,34 @@
       </w:pPr>
       <w:r>
         <w:rPr>
-          <w:rFonts w:ascii="Roboto Mono" w:hAnsi="Roboto Mono"/>
+          <w:rFonts w:ascii="Roboto Mono" w:hAnsi="Roboto Mono" w:eastAsia="Roboto Mono"/>
         </w:rPr>
         <w:t>CREATE TABLE Products (</w:t>
       </w:r>
       <w:r>
         <w:rPr>
-          <w:rFonts w:ascii="Roboto Mono" w:hAnsi="Roboto Mono"/>
+          <w:rFonts w:ascii="Roboto Mono" w:hAnsi="Roboto Mono" w:eastAsia="Roboto Mono"/>
         </w:rPr>
         <w:br/>
         <w:t xml:space="preserve">    ProductID INT PRIMARY KEY,</w:t>
       </w:r>
       <w:r>
         <w:rPr>
-          <w:rFonts w:ascii="Roboto Mono" w:hAnsi="Roboto Mono"/>
+          <w:rFonts w:ascii="Roboto Mono" w:hAnsi="Roboto Mono" w:eastAsia="Roboto Mono"/>
         </w:rPr>
         <w:br/>
         <w:t xml:space="preserve">    Price DECIMAL(10,2) CHECK (Price &gt; 0),</w:t>
       </w:r>
       <w:r>
         <w:rPr>
-          <w:rFonts w:ascii="Roboto Mono" w:hAnsi="Roboto Mono"/>
+          <w:rFonts w:ascii="Roboto Mono" w:hAnsi="Roboto Mono" w:eastAsia="Roboto Mono"/>
         </w:rPr>
         <w:br/>
         <w:t xml:space="preserve">    Stock INT CHECK (Stock &gt;= 0)</w:t>
       </w:r>
       <w:r>
         <w:rPr>
-          <w:rFonts w:ascii="Roboto Mono" w:hAnsi="Roboto Mono"/>
+          <w:rFonts w:ascii="Roboto Mono" w:hAnsi="Roboto Mono" w:eastAsia="Roboto Mono"/>
         </w:rPr>
         <w:br/>
         <w:t>);</w:t>
@@ -5775,7 +5775,7 @@
       </w:pPr>
       <w:r>
         <w:rPr>
-          <w:rFonts w:ascii="Roboto Mono" w:hAnsi="Roboto Mono"/>
+          <w:rFonts w:ascii="Roboto Mono" w:hAnsi="Roboto Mono" w:eastAsia="Roboto Mono"/>
         </w:rPr>
         <w:pict w14:anchorId="1EACDB6D">
           <v:rect id="_x0000_i1051" style="width:0;height:1.5pt" o:hralign="center" o:hrstd="t" o:hr="t" fillcolor="#a0a0a0" stroked="f"/>
@@ -5799,7 +5799,7 @@
     <w:p>
       <w:r>
         <w:rPr>
-          <w:rFonts w:ascii="Arial" w:hAnsi="Arial" w:cs="Arial"/>
+          <w:rFonts w:ascii="Arial" w:hAnsi="Arial" w:cs="Arial" w:eastAsia="Arial"/>
           <w:b/>
           <w:color w:val="000000"/>
           <w:sz w:val="18"/>
@@ -5809,7 +5809,7 @@
       </w:r>
       <w:r>
         <w:rPr>
-          <w:rFonts w:ascii="Arial" w:hAnsi="Arial" w:cs="Arial"/>
+          <w:rFonts w:ascii="Arial" w:hAnsi="Arial" w:cs="Arial" w:eastAsia="Arial"/>
           <w:color w:val="000000"/>
           <w:sz w:val="18"/>
           <w:highlight w:val="lightGray"/>
@@ -5818,7 +5818,7 @@
       </w:r>
       <w:r>
         <w:rPr>
-          <w:rFonts w:ascii="Arial" w:hAnsi="Arial" w:cs="Arial"/>
+          <w:rFonts w:ascii="Arial" w:hAnsi="Arial" w:cs="Arial" w:eastAsia="Arial"/>
           <w:b/>
           <w:color w:val="000000"/>
           <w:sz w:val="18"/>
@@ -5828,7 +5828,7 @@
       </w:r>
       <w:r>
         <w:rPr>
-          <w:rFonts w:ascii="Arial" w:hAnsi="Arial" w:cs="Arial"/>
+          <w:rFonts w:ascii="Arial" w:hAnsi="Arial" w:cs="Arial" w:eastAsia="Arial"/>
           <w:color w:val="000000"/>
           <w:sz w:val="18"/>
           <w:highlight w:val="lightGray"/>
@@ -5837,7 +5837,7 @@
       </w:r>
       <w:r>
         <w:rPr>
-          <w:rFonts w:ascii="Arial" w:hAnsi="Arial" w:cs="Arial"/>
+          <w:rFonts w:ascii="Arial" w:hAnsi="Arial" w:cs="Arial" w:eastAsia="Arial"/>
           <w:b/>
           <w:color w:val="000000"/>
           <w:sz w:val="18"/>
@@ -5847,7 +5847,7 @@
       </w:r>
       <w:r>
         <w:rPr>
-          <w:rFonts w:ascii="Arial" w:hAnsi="Arial" w:cs="Arial"/>
+          <w:rFonts w:ascii="Arial" w:hAnsi="Arial" w:cs="Arial" w:eastAsia="Arial"/>
           <w:color w:val="000000"/>
           <w:sz w:val="18"/>
           <w:highlight w:val="lightGray"/>
@@ -5865,7 +5865,7 @@
       </w:pPr>
       <w:r>
         <w:rPr>
-          <w:rFonts w:ascii="Roboto Mono" w:hAnsi="Roboto Mono"/>
+          <w:rFonts w:ascii="Roboto Mono" w:hAnsi="Roboto Mono" w:eastAsia="Roboto Mono"/>
           <w:b/>
           <w:bCs/>
         </w:rPr>
@@ -5942,7 +5942,7 @@
       </w:pPr>
       <w:r>
         <w:rPr>
-          <w:rFonts w:ascii="Roboto Mono" w:hAnsi="Roboto Mono"/>
+          <w:rFonts w:ascii="Roboto Mono" w:hAnsi="Roboto Mono" w:eastAsia="Roboto Mono"/>
         </w:rPr>
         <w:t>Requires a value.</w:t>
       </w:r>
@@ -5955,7 +5955,7 @@
       </w:pPr>
       <w:r>
         <w:rPr>
-          <w:rFonts w:ascii="Roboto Mono" w:hAnsi="Roboto Mono"/>
+          <w:rFonts w:ascii="Roboto Mono" w:hAnsi="Roboto Mono" w:eastAsia="Roboto Mono"/>
         </w:rPr>
         <w:t>Example:</w:t>
       </w:r>
@@ -6028,7 +6028,7 @@
       </w:pPr>
       <w:r>
         <w:rPr>
-          <w:rFonts w:ascii="Roboto Mono" w:hAnsi="Roboto Mono"/>
+          <w:rFonts w:ascii="Roboto Mono" w:hAnsi="Roboto Mono" w:eastAsia="Roboto Mono"/>
         </w:rPr>
         <w:t>Age cannot be NULL.</w:t>
       </w:r>
@@ -6041,7 +6041,7 @@
       </w:pPr>
       <w:r>
         <w:rPr>
-          <w:rFonts w:ascii="Roboto Mono" w:hAnsi="Roboto Mono"/>
+          <w:rFonts w:ascii="Roboto Mono" w:hAnsi="Roboto Mono" w:eastAsia="Roboto Mono"/>
         </w:rPr>
         <w:pict w14:anchorId="686AA602">
           <v:rect id="_x0000_i1052" style="width:0;height:1.5pt" o:hralign="center" o:hrstd="t" o:hr="t" fillcolor="#a0a0a0" stroked="f"/>
@@ -6058,7 +6058,7 @@
       </w:pPr>
       <w:r>
         <w:rPr>
-          <w:rFonts w:ascii="Roboto Mono" w:hAnsi="Roboto Mono"/>
+          <w:rFonts w:ascii="Roboto Mono" w:hAnsi="Roboto Mono" w:eastAsia="Roboto Mono"/>
           <w:b/>
           <w:bCs/>
         </w:rPr>
@@ -6135,7 +6135,7 @@
       </w:pPr>
       <w:r>
         <w:rPr>
-          <w:rFonts w:ascii="Roboto Mono" w:hAnsi="Roboto Mono"/>
+          <w:rFonts w:ascii="Roboto Mono" w:hAnsi="Roboto Mono" w:eastAsia="Roboto Mono"/>
         </w:rPr>
         <w:t>Validates the value.</w:t>
       </w:r>
@@ -6148,7 +6148,7 @@
       </w:pPr>
       <w:r>
         <w:rPr>
-          <w:rFonts w:ascii="Roboto Mono" w:hAnsi="Roboto Mono"/>
+          <w:rFonts w:ascii="Roboto Mono" w:hAnsi="Roboto Mono" w:eastAsia="Roboto Mono"/>
         </w:rPr>
         <w:t>Example:</w:t>
       </w:r>
@@ -6221,7 +6221,7 @@
       </w:pPr>
       <w:r>
         <w:rPr>
-          <w:rFonts w:ascii="Roboto Mono" w:hAnsi="Roboto Mono"/>
+          <w:rFonts w:ascii="Roboto Mono" w:hAnsi="Roboto Mono" w:eastAsia="Roboto Mono"/>
         </w:rPr>
         <w:t>Age must be &gt;= 18.</w:t>
       </w:r>
@@ -6234,7 +6234,7 @@
       </w:pPr>
       <w:r>
         <w:rPr>
-          <w:rFonts w:ascii="Roboto Mono" w:hAnsi="Roboto Mono"/>
+          <w:rFonts w:ascii="Roboto Mono" w:hAnsi="Roboto Mono" w:eastAsia="Roboto Mono"/>
         </w:rPr>
         <w:pict w14:anchorId="5E6F8A85">
           <v:rect id="_x0000_i1053" style="width:0;height:1.5pt" o:hralign="center" o:hrstd="t" o:hr="t" fillcolor="#a0a0a0" stroked="f"/>
@@ -6251,7 +6251,7 @@
       </w:pPr>
       <w:r>
         <w:rPr>
-          <w:rFonts w:ascii="Roboto Mono" w:hAnsi="Roboto Mono"/>
+          <w:rFonts w:ascii="Roboto Mono" w:hAnsi="Roboto Mono" w:eastAsia="Roboto Mono"/>
           <w:b/>
           <w:bCs/>
         </w:rPr>
@@ -6489,7 +6489,7 @@
       </w:pPr>
       <w:r>
         <w:rPr>
-          <w:rFonts w:ascii="Roboto Mono" w:hAnsi="Roboto Mono"/>
+          <w:rFonts w:ascii="Roboto Mono" w:hAnsi="Roboto Mono" w:eastAsia="Roboto Mono"/>
         </w:rPr>
         <w:pict w14:anchorId="7821EA74">
           <v:rect id="_x0000_i1054" style="width:0;height:1.5pt" o:hralign="center" o:hrstd="t" o:hr="t" fillcolor="#a0a0a0" stroked="f"/>
@@ -6513,7 +6513,7 @@
     <w:p>
       <w:r>
         <w:rPr>
-          <w:rFonts w:ascii="Arial" w:hAnsi="Arial" w:cs="Arial"/>
+          <w:rFonts w:ascii="Arial" w:hAnsi="Arial" w:cs="Arial" w:eastAsia="Arial"/>
           <w:b/>
           <w:color w:val="000000"/>
           <w:sz w:val="18"/>
@@ -6523,7 +6523,7 @@
       </w:r>
       <w:r>
         <w:rPr>
-          <w:rFonts w:ascii="Arial" w:hAnsi="Arial" w:cs="Arial"/>
+          <w:rFonts w:ascii="Arial" w:hAnsi="Arial" w:cs="Arial" w:eastAsia="Arial"/>
           <w:color w:val="000000"/>
           <w:sz w:val="18"/>
           <w:highlight w:val="lightGray"/>
@@ -6532,7 +6532,7 @@
       </w:r>
       <w:r>
         <w:rPr>
-          <w:rFonts w:ascii="Arial" w:hAnsi="Arial" w:cs="Arial"/>
+          <w:rFonts w:ascii="Arial" w:hAnsi="Arial" w:cs="Arial" w:eastAsia="Arial"/>
           <w:b/>
           <w:color w:val="000000"/>
           <w:sz w:val="18"/>
@@ -6542,7 +6542,7 @@
       </w:r>
       <w:r>
         <w:rPr>
-          <w:rFonts w:ascii="Arial" w:hAnsi="Arial" w:cs="Arial"/>
+          <w:rFonts w:ascii="Arial" w:hAnsi="Arial" w:cs="Arial" w:eastAsia="Arial"/>
           <w:color w:val="000000"/>
           <w:sz w:val="18"/>
           <w:highlight w:val="lightGray"/>
@@ -6551,7 +6551,7 @@
       </w:r>
       <w:r>
         <w:rPr>
-          <w:rFonts w:ascii="Arial" w:hAnsi="Arial" w:cs="Arial"/>
+          <w:rFonts w:ascii="Arial" w:hAnsi="Arial" w:cs="Arial" w:eastAsia="Arial"/>
           <w:b/>
           <w:color w:val="000000"/>
           <w:sz w:val="18"/>
@@ -6561,7 +6561,7 @@
       </w:r>
       <w:r>
         <w:rPr>
-          <w:rFonts w:ascii="Arial" w:hAnsi="Arial" w:cs="Arial"/>
+          <w:rFonts w:ascii="Arial" w:hAnsi="Arial" w:cs="Arial" w:eastAsia="Arial"/>
           <w:color w:val="000000"/>
           <w:sz w:val="18"/>
           <w:highlight w:val="lightGray"/>
@@ -6579,7 +6579,7 @@
       </w:pPr>
       <w:r>
         <w:rPr>
-          <w:rFonts w:ascii="Roboto Mono" w:hAnsi="Roboto Mono"/>
+          <w:rFonts w:ascii="Roboto Mono" w:hAnsi="Roboto Mono" w:eastAsia="Roboto Mono"/>
           <w:b/>
           <w:bCs/>
         </w:rPr>
@@ -6656,7 +6656,7 @@
       </w:pPr>
       <w:r>
         <w:rPr>
-          <w:rFonts w:ascii="Roboto Mono" w:hAnsi="Roboto Mono"/>
+          <w:rFonts w:ascii="Roboto Mono" w:hAnsi="Roboto Mono" w:eastAsia="Roboto Mono"/>
         </w:rPr>
         <w:t>No duplicates allowed.</w:t>
       </w:r>
@@ -6669,7 +6669,7 @@
       </w:pPr>
       <w:r>
         <w:rPr>
-          <w:rFonts w:ascii="Roboto Mono" w:hAnsi="Roboto Mono"/>
+          <w:rFonts w:ascii="Roboto Mono" w:hAnsi="Roboto Mono" w:eastAsia="Roboto Mono"/>
         </w:rPr>
         <w:pict w14:anchorId="482C51B0">
           <v:rect id="_x0000_i1055" style="width:0;height:1.5pt" o:hralign="center" o:hrstd="t" o:hr="t" fillcolor="#a0a0a0" stroked="f"/>
@@ -6686,7 +6686,7 @@
       </w:pPr>
       <w:r>
         <w:rPr>
-          <w:rFonts w:ascii="Roboto Mono" w:hAnsi="Roboto Mono"/>
+          <w:rFonts w:ascii="Roboto Mono" w:hAnsi="Roboto Mono" w:eastAsia="Roboto Mono"/>
           <w:b/>
           <w:bCs/>
         </w:rPr>
@@ -6763,7 +6763,7 @@
       </w:pPr>
       <w:r>
         <w:rPr>
-          <w:rFonts w:ascii="Roboto Mono" w:hAnsi="Roboto Mono"/>
+          <w:rFonts w:ascii="Roboto Mono" w:hAnsi="Roboto Mono" w:eastAsia="Roboto Mono"/>
         </w:rPr>
         <w:t>Values must meet a condition.</w:t>
       </w:r>
@@ -6776,7 +6776,7 @@
       </w:pPr>
       <w:r>
         <w:rPr>
-          <w:rFonts w:ascii="Roboto Mono" w:hAnsi="Roboto Mono"/>
+          <w:rFonts w:ascii="Roboto Mono" w:hAnsi="Roboto Mono" w:eastAsia="Roboto Mono"/>
         </w:rPr>
         <w:pict w14:anchorId="674695FE">
           <v:rect id="_x0000_i1056" style="width:0;height:1.5pt" o:hralign="center" o:hrstd="t" o:hr="t" fillcolor="#a0a0a0" stroked="f"/>
@@ -6793,7 +6793,7 @@
       </w:pPr>
       <w:r>
         <w:rPr>
-          <w:rFonts w:ascii="Roboto Mono" w:hAnsi="Roboto Mono"/>
+          <w:rFonts w:ascii="Roboto Mono" w:hAnsi="Roboto Mono" w:eastAsia="Roboto Mono"/>
           <w:b/>
           <w:bCs/>
         </w:rPr>
@@ -6870,38 +6870,38 @@
       </w:pPr>
       <w:r>
         <w:rPr>
-          <w:rFonts w:ascii="Roboto Mono" w:hAnsi="Roboto Mono"/>
+          <w:rFonts w:ascii="Roboto Mono" w:hAnsi="Roboto Mono" w:eastAsia="Roboto Mono"/>
         </w:rPr>
         <w:t xml:space="preserve">Email </w:t>
       </w:r>
       <w:r>
         <w:rPr>
-          <w:rFonts w:ascii="Arial" w:hAnsi="Arial" w:cs="Arial"/>
+          <w:rFonts w:ascii="Roboto Mono" w:hAnsi="Roboto Mono" w:cs="Arial" w:eastAsia="Roboto Mono"/>
         </w:rPr>
         <w:t>→</w:t>
       </w:r>
       <w:r>
         <w:rPr>
-          <w:rFonts w:ascii="Roboto Mono" w:hAnsi="Roboto Mono"/>
+          <w:rFonts w:ascii="Roboto Mono" w:hAnsi="Roboto Mono" w:eastAsia="Roboto Mono"/>
         </w:rPr>
         <w:t xml:space="preserve"> UNIQUE</w:t>
       </w:r>
       <w:r>
         <w:rPr>
-          <w:rFonts w:ascii="Roboto Mono" w:hAnsi="Roboto Mono"/>
+          <w:rFonts w:ascii="Roboto Mono" w:hAnsi="Roboto Mono" w:eastAsia="Roboto Mono"/>
         </w:rPr>
         <w:br/>
         <w:t xml:space="preserve">Age </w:t>
       </w:r>
       <w:r>
         <w:rPr>
-          <w:rFonts w:ascii="Arial" w:hAnsi="Arial" w:cs="Arial"/>
+          <w:rFonts w:ascii="Roboto Mono" w:hAnsi="Roboto Mono" w:cs="Arial" w:eastAsia="Roboto Mono"/>
         </w:rPr>
         <w:t>→</w:t>
       </w:r>
       <w:r>
         <w:rPr>
-          <w:rFonts w:ascii="Roboto Mono" w:hAnsi="Roboto Mono"/>
+          <w:rFonts w:ascii="Roboto Mono" w:hAnsi="Roboto Mono" w:eastAsia="Roboto Mono"/>
         </w:rPr>
         <w:t xml:space="preserve"> CHECK(Age &gt;= 18)</w:t>
       </w:r>
@@ -6914,7 +6914,7 @@
       </w:pPr>
       <w:r>
         <w:rPr>
-          <w:rFonts w:ascii="Roboto Mono" w:hAnsi="Roboto Mono"/>
+          <w:rFonts w:ascii="Roboto Mono" w:hAnsi="Roboto Mono" w:eastAsia="Roboto Mono"/>
         </w:rPr>
         <w:pict w14:anchorId="19F50EF0">
           <v:rect id="_x0000_i1057" style="width:0;height:1.5pt" o:hralign="center" o:hrstd="t" o:hr="t" fillcolor="#a0a0a0" stroked="f"/>
@@ -6931,7 +6931,7 @@
       </w:pPr>
       <w:r>
         <w:rPr>
-          <w:rFonts w:ascii="Segoe UI Emoji" w:hAnsi="Segoe UI Emoji" w:cs="Segoe UI Emoji"/>
+          <w:rFonts w:ascii="Roboto Mono" w:hAnsi="Roboto Mono" w:cs="Segoe UI Emoji" w:eastAsia="Roboto Mono"/>
           <w:b/>
           <w:bCs/>
         </w:rPr>
@@ -6939,7 +6939,7 @@
       </w:r>
       <w:r>
         <w:rPr>
-          <w:rFonts w:ascii="Roboto Mono" w:hAnsi="Roboto Mono"/>
+          <w:rFonts w:ascii="Roboto Mono" w:hAnsi="Roboto Mono" w:eastAsia="Roboto Mono"/>
           <w:b/>
           <w:bCs/>
         </w:rPr>
@@ -7402,7 +7402,7 @@
       </w:pPr>
       <w:r>
         <w:rPr>
-          <w:rFonts w:ascii="Roboto Mono" w:hAnsi="Roboto Mono"/>
+          <w:rFonts w:ascii="Roboto Mono" w:hAnsi="Roboto Mono" w:eastAsia="Roboto Mono"/>
         </w:rPr>
         <w:pict w14:anchorId="694AC29C">
           <v:rect id="_x0000_i1058" style="width:0;height:1.5pt" o:hralign="center" o:hrstd="t" o:hr="t" fillcolor="#a0a0a0" stroked="f"/>
@@ -7426,7 +7426,7 @@
     <w:p>
       <w:r>
         <w:rPr>
-          <w:rFonts w:ascii="Arial" w:hAnsi="Arial" w:cs="Arial"/>
+          <w:rFonts w:ascii="Arial" w:hAnsi="Arial" w:cs="Arial" w:eastAsia="Arial"/>
           <w:b/>
           <w:color w:val="000000"/>
           <w:sz w:val="18"/>
@@ -7436,7 +7436,7 @@
       </w:r>
       <w:r>
         <w:rPr>
-          <w:rFonts w:ascii="Arial" w:hAnsi="Arial" w:cs="Arial"/>
+          <w:rFonts w:ascii="Arial" w:hAnsi="Arial" w:cs="Arial" w:eastAsia="Arial"/>
           <w:color w:val="000000"/>
           <w:sz w:val="18"/>
           <w:highlight w:val="lightGray"/>
@@ -7445,7 +7445,7 @@
       </w:r>
       <w:r>
         <w:rPr>
-          <w:rFonts w:ascii="Arial" w:hAnsi="Arial" w:cs="Arial"/>
+          <w:rFonts w:ascii="Arial" w:hAnsi="Arial" w:cs="Arial" w:eastAsia="Arial"/>
           <w:b/>
           <w:color w:val="000000"/>
           <w:sz w:val="18"/>
@@ -7455,7 +7455,7 @@
       </w:r>
       <w:r>
         <w:rPr>
-          <w:rFonts w:ascii="Arial" w:hAnsi="Arial" w:cs="Arial"/>
+          <w:rFonts w:ascii="Arial" w:hAnsi="Arial" w:cs="Arial" w:eastAsia="Arial"/>
           <w:color w:val="000000"/>
           <w:sz w:val="18"/>
           <w:highlight w:val="lightGray"/>
@@ -7464,7 +7464,7 @@
       </w:r>
       <w:r>
         <w:rPr>
-          <w:rFonts w:ascii="Arial" w:hAnsi="Arial" w:cs="Arial"/>
+          <w:rFonts w:ascii="Arial" w:hAnsi="Arial" w:cs="Arial" w:eastAsia="Arial"/>
           <w:b/>
           <w:color w:val="000000"/>
           <w:sz w:val="18"/>
@@ -7474,7 +7474,7 @@
       </w:r>
       <w:r>
         <w:rPr>
-          <w:rFonts w:ascii="Arial" w:hAnsi="Arial" w:cs="Arial"/>
+          <w:rFonts w:ascii="Arial" w:hAnsi="Arial" w:cs="Arial" w:eastAsia="Arial"/>
           <w:color w:val="000000"/>
           <w:sz w:val="18"/>
           <w:highlight w:val="lightGray"/>
@@ -7490,7 +7490,7 @@
       </w:pPr>
       <w:r>
         <w:rPr>
-          <w:rFonts w:ascii="Roboto Mono" w:hAnsi="Roboto Mono"/>
+          <w:rFonts w:ascii="Roboto Mono" w:hAnsi="Roboto Mono" w:eastAsia="Roboto Mono"/>
         </w:rPr>
         <w:t>Think of a university exam system.</w:t>
       </w:r>
@@ -7503,7 +7503,7 @@
       </w:pPr>
       <w:r>
         <w:rPr>
-          <w:rFonts w:ascii="Roboto Mono" w:hAnsi="Roboto Mono"/>
+          <w:rFonts w:ascii="Roboto Mono" w:hAnsi="Roboto Mono" w:eastAsia="Roboto Mono"/>
         </w:rPr>
         <w:t>Rule:</w:t>
       </w:r>
@@ -7576,7 +7576,7 @@
       </w:pPr>
       <w:r>
         <w:rPr>
-          <w:rFonts w:ascii="Roboto Mono" w:hAnsi="Roboto Mono"/>
+          <w:rFonts w:ascii="Roboto Mono" w:hAnsi="Roboto Mono" w:eastAsia="Roboto Mono"/>
         </w:rPr>
         <w:t>Exam scores must be between 0 and 100.</w:t>
       </w:r>
@@ -7589,7 +7589,7 @@
       </w:pPr>
       <w:r>
         <w:rPr>
-          <w:rFonts w:ascii="Roboto Mono" w:hAnsi="Roboto Mono"/>
+          <w:rFonts w:ascii="Roboto Mono" w:hAnsi="Roboto Mono" w:eastAsia="Roboto Mono"/>
         </w:rPr>
         <w:t>If a teacher enters:</w:t>
       </w:r>
@@ -7662,7 +7662,7 @@
       </w:pPr>
       <w:r>
         <w:rPr>
-          <w:rFonts w:ascii="Roboto Mono" w:hAnsi="Roboto Mono"/>
+          <w:rFonts w:ascii="Roboto Mono" w:hAnsi="Roboto Mono" w:eastAsia="Roboto Mono"/>
         </w:rPr>
         <w:t>150</w:t>
       </w:r>
@@ -7675,7 +7675,7 @@
       </w:pPr>
       <w:r>
         <w:rPr>
-          <w:rFonts w:ascii="Roboto Mono" w:hAnsi="Roboto Mono"/>
+          <w:rFonts w:ascii="Roboto Mono" w:hAnsi="Roboto Mono" w:eastAsia="Roboto Mono"/>
         </w:rPr>
         <w:t>the system rejects it.</w:t>
       </w:r>
@@ -7688,13 +7688,13 @@
       </w:pPr>
       <w:r>
         <w:rPr>
-          <w:rFonts w:ascii="Roboto Mono" w:hAnsi="Roboto Mono"/>
+          <w:rFonts w:ascii="Roboto Mono" w:hAnsi="Roboto Mono" w:eastAsia="Roboto Mono"/>
         </w:rPr>
         <w:t xml:space="preserve">The rule acts like a </w:t>
       </w:r>
       <w:r>
         <w:rPr>
-          <w:rFonts w:ascii="Roboto Mono" w:hAnsi="Roboto Mono"/>
+          <w:rFonts w:ascii="Roboto Mono" w:hAnsi="Roboto Mono" w:eastAsia="Roboto Mono"/>
           <w:b/>
           <w:bCs/>
         </w:rPr>
@@ -7702,7 +7702,7 @@
       </w:r>
       <w:r>
         <w:rPr>
-          <w:rFonts w:ascii="Roboto Mono" w:hAnsi="Roboto Mono"/>
+          <w:rFonts w:ascii="Roboto Mono" w:hAnsi="Roboto Mono" w:eastAsia="Roboto Mono"/>
         </w:rPr>
         <w:t>.</w:t>
       </w:r>
@@ -7715,7 +7715,7 @@
       </w:pPr>
       <w:r>
         <w:rPr>
-          <w:rFonts w:ascii="Roboto Mono" w:hAnsi="Roboto Mono"/>
+          <w:rFonts w:ascii="Roboto Mono" w:hAnsi="Roboto Mono" w:eastAsia="Roboto Mono"/>
         </w:rPr>
         <w:pict w14:anchorId="7418C810">
           <v:rect id="_x0000_i1059" style="width:0;height:1.5pt" o:hralign="center" o:hrstd="t" o:hr="t" fillcolor="#a0a0a0" stroked="f"/>
@@ -7739,7 +7739,7 @@
     <w:p>
       <w:r>
         <w:rPr>
-          <w:rFonts w:ascii="Arial" w:hAnsi="Arial" w:cs="Arial"/>
+          <w:rFonts w:ascii="Arial" w:hAnsi="Arial" w:cs="Arial" w:eastAsia="Arial"/>
           <w:b/>
           <w:color w:val="000000"/>
           <w:sz w:val="18"/>
@@ -7749,7 +7749,7 @@
       </w:r>
       <w:r>
         <w:rPr>
-          <w:rFonts w:ascii="Arial" w:hAnsi="Arial" w:cs="Arial"/>
+          <w:rFonts w:ascii="Arial" w:hAnsi="Arial" w:cs="Arial" w:eastAsia="Arial"/>
           <w:color w:val="000000"/>
           <w:sz w:val="18"/>
           <w:highlight w:val="lightGray"/>
@@ -7758,7 +7758,7 @@
       </w:r>
       <w:r>
         <w:rPr>
-          <w:rFonts w:ascii="Arial" w:hAnsi="Arial" w:cs="Arial"/>
+          <w:rFonts w:ascii="Arial" w:hAnsi="Arial" w:cs="Arial" w:eastAsia="Arial"/>
           <w:b/>
           <w:color w:val="000000"/>
           <w:sz w:val="18"/>
@@ -7768,7 +7768,7 @@
       </w:r>
       <w:r>
         <w:rPr>
-          <w:rFonts w:ascii="Arial" w:hAnsi="Arial" w:cs="Arial"/>
+          <w:rFonts w:ascii="Arial" w:hAnsi="Arial" w:cs="Arial" w:eastAsia="Arial"/>
           <w:color w:val="000000"/>
           <w:sz w:val="18"/>
           <w:highlight w:val="lightGray"/>
@@ -7777,7 +7777,7 @@
       </w:r>
       <w:r>
         <w:rPr>
-          <w:rFonts w:ascii="Arial" w:hAnsi="Arial" w:cs="Arial"/>
+          <w:rFonts w:ascii="Arial" w:hAnsi="Arial" w:cs="Arial" w:eastAsia="Arial"/>
           <w:b/>
           <w:color w:val="000000"/>
           <w:sz w:val="18"/>
@@ -7787,7 +7787,7 @@
       </w:r>
       <w:r>
         <w:rPr>
-          <w:rFonts w:ascii="Arial" w:hAnsi="Arial" w:cs="Arial"/>
+          <w:rFonts w:ascii="Arial" w:hAnsi="Arial" w:cs="Arial" w:eastAsia="Arial"/>
           <w:color w:val="000000"/>
           <w:sz w:val="18"/>
           <w:highlight w:val="lightGray"/>
@@ -7803,13 +7803,13 @@
       </w:pPr>
       <w:r>
         <w:rPr>
-          <w:rFonts w:ascii="Roboto Mono" w:hAnsi="Roboto Mono"/>
+          <w:rFonts w:ascii="Roboto Mono" w:hAnsi="Roboto Mono" w:eastAsia="Roboto Mono"/>
         </w:rPr>
         <w:t xml:space="preserve">A </w:t>
       </w:r>
       <w:r>
         <w:rPr>
-          <w:rFonts w:ascii="Roboto Mono" w:hAnsi="Roboto Mono"/>
+          <w:rFonts w:ascii="Roboto Mono" w:hAnsi="Roboto Mono" w:eastAsia="Roboto Mono"/>
           <w:b/>
           <w:bCs/>
         </w:rPr>
@@ -7817,13 +7817,13 @@
       </w:r>
       <w:r>
         <w:rPr>
-          <w:rFonts w:ascii="Roboto Mono" w:hAnsi="Roboto Mono"/>
+          <w:rFonts w:ascii="Roboto Mono" w:hAnsi="Roboto Mono" w:eastAsia="Roboto Mono"/>
         </w:rPr>
         <w:t xml:space="preserve"> is a rule that validates data by requiring values to satisfy a specified condition. It is commonly used to enforce business rules such as </w:t>
       </w:r>
       <w:r>
         <w:rPr>
-          <w:rFonts w:ascii="Roboto Mono" w:hAnsi="Roboto Mono"/>
+          <w:rFonts w:ascii="Roboto Mono" w:hAnsi="Roboto Mono" w:eastAsia="Roboto Mono"/>
           <w:b/>
           <w:bCs/>
         </w:rPr>
@@ -7831,13 +7831,13 @@
       </w:r>
       <w:r>
         <w:rPr>
-          <w:rFonts w:ascii="Roboto Mono" w:hAnsi="Roboto Mono"/>
+          <w:rFonts w:ascii="Roboto Mono" w:hAnsi="Roboto Mono" w:eastAsia="Roboto Mono"/>
         </w:rPr>
         <w:t xml:space="preserve">, </w:t>
       </w:r>
       <w:r>
         <w:rPr>
-          <w:rFonts w:ascii="Roboto Mono" w:hAnsi="Roboto Mono"/>
+          <w:rFonts w:ascii="Roboto Mono" w:hAnsi="Roboto Mono" w:eastAsia="Roboto Mono"/>
           <w:b/>
           <w:bCs/>
         </w:rPr>
@@ -7845,13 +7845,13 @@
       </w:r>
       <w:r>
         <w:rPr>
-          <w:rFonts w:ascii="Roboto Mono" w:hAnsi="Roboto Mono"/>
+          <w:rFonts w:ascii="Roboto Mono" w:hAnsi="Roboto Mono" w:eastAsia="Roboto Mono"/>
         </w:rPr>
         <w:t xml:space="preserve">, </w:t>
       </w:r>
       <w:r>
         <w:rPr>
-          <w:rFonts w:ascii="Roboto Mono" w:hAnsi="Roboto Mono"/>
+          <w:rFonts w:ascii="Roboto Mono" w:hAnsi="Roboto Mono" w:eastAsia="Roboto Mono"/>
           <w:b/>
           <w:bCs/>
         </w:rPr>
@@ -7859,13 +7859,13 @@
       </w:r>
       <w:r>
         <w:rPr>
-          <w:rFonts w:ascii="Roboto Mono" w:hAnsi="Roboto Mono"/>
+          <w:rFonts w:ascii="Roboto Mono" w:hAnsi="Roboto Mono" w:eastAsia="Roboto Mono"/>
         </w:rPr>
         <w:t xml:space="preserve">, and </w:t>
       </w:r>
       <w:r>
         <w:rPr>
-          <w:rFonts w:ascii="Roboto Mono" w:hAnsi="Roboto Mono"/>
+          <w:rFonts w:ascii="Roboto Mono" w:hAnsi="Roboto Mono" w:eastAsia="Roboto Mono"/>
           <w:b/>
           <w:bCs/>
         </w:rPr>
@@ -7873,7 +7873,7 @@
       </w:r>
       <w:r>
         <w:rPr>
-          <w:rFonts w:ascii="Roboto Mono" w:hAnsi="Roboto Mono"/>
+          <w:rFonts w:ascii="Roboto Mono" w:hAnsi="Roboto Mono" w:eastAsia="Roboto Mono"/>
         </w:rPr>
         <w:t>, helping maintain accurate and reliable data in a database.</w:t>
       </w:r>

--- a/Knowledge/3-Work knowledge/1-Software Engineering/2-General Technologies/9-Databases/5-My Source/1-Intro to Databases/1-Data Models/1-Components of a Data Model/3-Types of Constraints/5-CHECK Constraint.docx
+++ b/Knowledge/3-Work knowledge/1-Software Engineering/2-General Technologies/9-Databases/5-My Source/1-Intro to Databases/1-Data Models/1-Components of a Data Model/3-Types of Constraints/5-CHECK Constraint.docx
@@ -7,6 +7,9 @@
         <w:pStyle w:val="Heading1"/>
       </w:pPr>
       <w:r>
+        <w:rPr>
+          <w:rFonts w:ascii="Calibri Light" w:hAnsi="Calibri Light" w:eastAsia="Calibri Light"/>
+        </w:rPr>
         <w:t>CHECK Constraint</w:t>
       </w:r>
     </w:p>
@@ -16,11 +19,14 @@
       </w:pPr>
       <w:r>
         <w:rPr>
-          <w:rFonts w:ascii="Segoe UI Emoji" w:hAnsi="Segoe UI Emoji" w:cs="Segoe UI Emoji"/>
+          <w:rFonts w:ascii="Calibri Light" w:hAnsi="Calibri Light" w:cs="Segoe UI Emoji" w:eastAsia="Calibri Light"/>
         </w:rPr>
         <w:t>🌟</w:t>
       </w:r>
       <w:r>
+        <w:rPr>
+          <w:rFonts w:ascii="Calibri Light" w:hAnsi="Calibri Light" w:eastAsia="Calibri Light"/>
+        </w:rPr>
         <w:t xml:space="preserve"> Definition</w:t>
       </w:r>
     </w:p>
@@ -185,11 +191,14 @@
       </w:pPr>
       <w:r>
         <w:rPr>
-          <w:rFonts w:ascii="Segoe UI Emoji" w:hAnsi="Segoe UI Emoji" w:cs="Segoe UI Emoji"/>
+          <w:rFonts w:ascii="Calibri Light" w:hAnsi="Calibri Light" w:cs="Segoe UI Emoji" w:eastAsia="Calibri Light"/>
         </w:rPr>
         <w:t>🎯</w:t>
       </w:r>
       <w:r>
+        <w:rPr>
+          <w:rFonts w:ascii="Calibri Light" w:hAnsi="Calibri Light" w:eastAsia="Calibri Light"/>
+        </w:rPr>
         <w:t xml:space="preserve"> Purpose</w:t>
       </w:r>
     </w:p>
@@ -354,11 +363,14 @@
       </w:pPr>
       <w:r>
         <w:rPr>
-          <w:rFonts w:ascii="Segoe UI Emoji" w:hAnsi="Segoe UI Emoji" w:cs="Segoe UI Emoji"/>
+          <w:rFonts w:ascii="Calibri Light" w:hAnsi="Calibri Light" w:cs="Segoe UI Emoji" w:eastAsia="Calibri Light"/>
         </w:rPr>
         <w:t>🧠</w:t>
       </w:r>
       <w:r>
+        <w:rPr>
+          <w:rFonts w:ascii="Calibri Light" w:hAnsi="Calibri Light" w:eastAsia="Calibri Light"/>
+        </w:rPr>
         <w:t xml:space="preserve"> Simple Example</w:t>
       </w:r>
     </w:p>
@@ -932,11 +944,14 @@
       </w:pPr>
       <w:r>
         <w:rPr>
-          <w:rFonts w:ascii="Segoe UI Emoji" w:hAnsi="Segoe UI Emoji" w:cs="Segoe UI Emoji"/>
+          <w:rFonts w:ascii="Calibri Light" w:hAnsi="Calibri Light" w:cs="Segoe UI Emoji" w:eastAsia="Calibri Light"/>
         </w:rPr>
         <w:t>📚</w:t>
       </w:r>
       <w:r>
+        <w:rPr>
+          <w:rFonts w:ascii="Calibri Light" w:hAnsi="Calibri Light" w:eastAsia="Calibri Light"/>
+        </w:rPr>
         <w:t xml:space="preserve"> Real-World Examples</w:t>
       </w:r>
     </w:p>
@@ -1538,11 +1553,14 @@
       </w:pPr>
       <w:r>
         <w:rPr>
-          <w:rFonts w:ascii="Segoe UI Emoji" w:hAnsi="Segoe UI Emoji" w:cs="Segoe UI Emoji"/>
+          <w:rFonts w:ascii="Calibri Light" w:hAnsi="Calibri Light" w:cs="Segoe UI Emoji" w:eastAsia="Calibri Light"/>
         </w:rPr>
         <w:t>🗄️</w:t>
       </w:r>
       <w:r>
+        <w:rPr>
+          <w:rFonts w:ascii="Calibri Light" w:hAnsi="Calibri Light" w:eastAsia="Calibri Light"/>
+        </w:rPr>
         <w:t xml:space="preserve"> SQL Example</w:t>
       </w:r>
     </w:p>
@@ -2238,11 +2256,14 @@
       </w:pPr>
       <w:r>
         <w:rPr>
-          <w:rFonts w:ascii="Segoe UI Emoji" w:hAnsi="Segoe UI Emoji" w:cs="Segoe UI Emoji"/>
+          <w:rFonts w:ascii="Calibri Light" w:hAnsi="Calibri Light" w:cs="Segoe UI Emoji" w:eastAsia="Calibri Light"/>
         </w:rPr>
         <w:t>📊</w:t>
       </w:r>
       <w:r>
+        <w:rPr>
+          <w:rFonts w:ascii="Calibri Light" w:hAnsi="Calibri Light" w:eastAsia="Calibri Light"/>
+        </w:rPr>
         <w:t xml:space="preserve"> Database Example</w:t>
       </w:r>
     </w:p>
@@ -3058,11 +3079,14 @@
       </w:pPr>
       <w:r>
         <w:rPr>
-          <w:rFonts w:ascii="Segoe UI Emoji" w:hAnsi="Segoe UI Emoji" w:cs="Segoe UI Emoji"/>
+          <w:rFonts w:ascii="Calibri Light" w:hAnsi="Calibri Light" w:cs="Segoe UI Emoji" w:eastAsia="Calibri Light"/>
         </w:rPr>
         <w:t>🔢</w:t>
       </w:r>
       <w:r>
+        <w:rPr>
+          <w:rFonts w:ascii="Calibri Light" w:hAnsi="Calibri Light" w:eastAsia="Calibri Light"/>
+        </w:rPr>
         <w:t xml:space="preserve"> Characteristics of CHECK Constraints</w:t>
       </w:r>
     </w:p>
@@ -3244,11 +3268,14 @@
       </w:pPr>
       <w:r>
         <w:rPr>
-          <w:rFonts w:ascii="Segoe UI Emoji" w:hAnsi="Segoe UI Emoji" w:cs="Segoe UI Emoji"/>
+          <w:rFonts w:ascii="Calibri Light" w:hAnsi="Calibri Light" w:cs="Segoe UI Emoji" w:eastAsia="Calibri Light"/>
         </w:rPr>
         <w:t>📚</w:t>
       </w:r>
       <w:r>
+        <w:rPr>
+          <w:rFonts w:ascii="Calibri Light" w:hAnsi="Calibri Light" w:eastAsia="Calibri Light"/>
+        </w:rPr>
         <w:t xml:space="preserve"> Common Operators Used in CHECK</w:t>
       </w:r>
     </w:p>
@@ -4364,11 +4391,14 @@
       </w:pPr>
       <w:r>
         <w:rPr>
-          <w:rFonts w:ascii="Segoe UI Emoji" w:hAnsi="Segoe UI Emoji" w:cs="Segoe UI Emoji"/>
+          <w:rFonts w:ascii="Calibri Light" w:hAnsi="Calibri Light" w:cs="Segoe UI Emoji" w:eastAsia="Calibri Light"/>
         </w:rPr>
         <w:t>🗄️</w:t>
       </w:r>
       <w:r>
+        <w:rPr>
+          <w:rFonts w:ascii="Calibri Light" w:hAnsi="Calibri Light" w:eastAsia="Calibri Light"/>
+        </w:rPr>
         <w:t xml:space="preserve"> Example: Limited Values</w:t>
       </w:r>
     </w:p>
@@ -4781,11 +4811,14 @@
       </w:pPr>
       <w:r>
         <w:rPr>
-          <w:rFonts w:ascii="Segoe UI Emoji" w:hAnsi="Segoe UI Emoji" w:cs="Segoe UI Emoji"/>
+          <w:rFonts w:ascii="Calibri Light" w:hAnsi="Calibri Light" w:cs="Segoe UI Emoji" w:eastAsia="Calibri Light"/>
         </w:rPr>
         <w:t>🗄️</w:t>
       </w:r>
       <w:r>
+        <w:rPr>
+          <w:rFonts w:ascii="Calibri Light" w:hAnsi="Calibri Light" w:eastAsia="Calibri Light"/>
+        </w:rPr>
         <w:t xml:space="preserve"> Example: Positive Salary</w:t>
       </w:r>
     </w:p>
@@ -5188,11 +5221,14 @@
       </w:pPr>
       <w:r>
         <w:rPr>
-          <w:rFonts w:ascii="Segoe UI Emoji" w:hAnsi="Segoe UI Emoji" w:cs="Segoe UI Emoji"/>
+          <w:rFonts w:ascii="Calibri Light" w:hAnsi="Calibri Light" w:cs="Segoe UI Emoji" w:eastAsia="Calibri Light"/>
         </w:rPr>
         <w:t>🌍</w:t>
       </w:r>
       <w:r>
+        <w:rPr>
+          <w:rFonts w:ascii="Calibri Light" w:hAnsi="Calibri Light" w:eastAsia="Calibri Light"/>
+        </w:rPr>
         <w:t xml:space="preserve"> Online Store Example</w:t>
       </w:r>
     </w:p>
@@ -5788,11 +5824,14 @@
       </w:pPr>
       <w:r>
         <w:rPr>
-          <w:rFonts w:ascii="Segoe UI Emoji" w:hAnsi="Segoe UI Emoji" w:cs="Segoe UI Emoji"/>
+          <w:rFonts w:ascii="Calibri Light" w:hAnsi="Calibri Light" w:cs="Segoe UI Emoji" w:eastAsia="Calibri Light"/>
         </w:rPr>
         <w:t>⚠️</w:t>
       </w:r>
       <w:r>
+        <w:rPr>
+          <w:rFonts w:ascii="Calibri Light" w:hAnsi="Calibri Light" w:eastAsia="Calibri Light"/>
+        </w:rPr>
         <w:t xml:space="preserve"> CHECK vs NOT NULL</w:t>
       </w:r>
     </w:p>
@@ -6502,11 +6541,14 @@
       </w:pPr>
       <w:r>
         <w:rPr>
-          <w:rFonts w:ascii="Segoe UI Emoji" w:hAnsi="Segoe UI Emoji" w:cs="Segoe UI Emoji"/>
+          <w:rFonts w:ascii="Calibri Light" w:hAnsi="Calibri Light" w:cs="Segoe UI Emoji" w:eastAsia="Calibri Light"/>
         </w:rPr>
         <w:t>⚠️</w:t>
       </w:r>
       <w:r>
+        <w:rPr>
+          <w:rFonts w:ascii="Calibri Light" w:hAnsi="Calibri Light" w:eastAsia="Calibri Light"/>
+        </w:rPr>
         <w:t xml:space="preserve"> CHECK vs UNIQUE</w:t>
       </w:r>
     </w:p>
@@ -7415,11 +7457,14 @@
       </w:pPr>
       <w:r>
         <w:rPr>
-          <w:rFonts w:ascii="Segoe UI Emoji" w:hAnsi="Segoe UI Emoji" w:cs="Segoe UI Emoji"/>
+          <w:rFonts w:ascii="Calibri Light" w:hAnsi="Calibri Light" w:cs="Segoe UI Emoji" w:eastAsia="Calibri Light"/>
         </w:rPr>
         <w:t>🧠</w:t>
       </w:r>
       <w:r>
+        <w:rPr>
+          <w:rFonts w:ascii="Calibri Light" w:hAnsi="Calibri Light" w:eastAsia="Calibri Light"/>
+        </w:rPr>
         <w:t xml:space="preserve"> Simple Analogy</w:t>
       </w:r>
     </w:p>
@@ -7728,11 +7773,14 @@
       </w:pPr>
       <w:r>
         <w:rPr>
-          <w:rFonts w:ascii="Segoe UI Emoji" w:hAnsi="Segoe UI Emoji" w:cs="Segoe UI Emoji"/>
+          <w:rFonts w:ascii="Calibri Light" w:hAnsi="Calibri Light" w:cs="Segoe UI Emoji" w:eastAsia="Calibri Light"/>
         </w:rPr>
         <w:t>🧭</w:t>
       </w:r>
       <w:r>
+        <w:rPr>
+          <w:rFonts w:ascii="Calibri Light" w:hAnsi="Calibri Light" w:eastAsia="Calibri Light"/>
+        </w:rPr>
         <w:t xml:space="preserve"> Summary</w:t>
       </w:r>
     </w:p>
